--- a/fall2025/dsc630_data_prediction/final_project/Vance Milestone 4.docx
+++ b/fall2025/dsc630_data_prediction/final_project/Vance Milestone 4.docx
@@ -192,24 +192,141 @@
         <w:jc w:val="center"/>
         <w:rPr>
           <w:rFonts w:ascii="Times New Roman" w:hAnsi="Times New Roman" w:cs="Times New Roman"/>
-        </w:rPr>
-      </w:pPr>
-      <w:r>
-        <w:rPr>
-          <w:rFonts w:ascii="Times New Roman" w:hAnsi="Times New Roman" w:cs="Times New Roman"/>
-          <w:sz w:val="40"/>
-          <w:szCs w:val="40"/>
+          <w:sz w:val="36"/>
+          <w:szCs w:val="36"/>
+        </w:rPr>
+      </w:pPr>
+      <w:r>
+        <w:rPr>
+          <w:rFonts w:ascii="Times New Roman" w:hAnsi="Times New Roman" w:cs="Times New Roman"/>
+          <w:sz w:val="36"/>
+          <w:szCs w:val="36"/>
         </w:rPr>
         <w:lastRenderedPageBreak/>
-        <w:t>Mileston</w:t>
-      </w:r>
-      <w:r>
-        <w:rPr>
-          <w:rFonts w:ascii="Times New Roman" w:hAnsi="Times New Roman" w:cs="Times New Roman"/>
-          <w:sz w:val="40"/>
-          <w:szCs w:val="40"/>
-        </w:rPr>
-        <w:t>e 4</w:t>
+        <w:t>Introduction of Topic/Problem</w:t>
+      </w:r>
+    </w:p>
+    <w:p>
+      <w:pPr>
+        <w:spacing w:line="480" w:lineRule="auto"/>
+        <w:ind w:firstLine="720"/>
+        <w:rPr>
+          <w:rFonts w:ascii="Times New Roman" w:hAnsi="Times New Roman" w:cs="Times New Roman"/>
+        </w:rPr>
+      </w:pPr>
+      <w:r>
+        <w:rPr>
+          <w:rFonts w:ascii="Times New Roman" w:hAnsi="Times New Roman" w:cs="Times New Roman"/>
+        </w:rPr>
+        <w:t>Lies have always played a part in communication and reverberated throughout society</w:t>
+      </w:r>
+      <w:r>
+        <w:rPr>
+          <w:rFonts w:ascii="Times New Roman" w:hAnsi="Times New Roman" w:cs="Times New Roman"/>
+        </w:rPr>
+        <w:t xml:space="preserve">. Simply put, lies are </w:t>
+      </w:r>
+      <w:r>
+        <w:rPr>
+          <w:rFonts w:ascii="Times New Roman" w:hAnsi="Times New Roman" w:cs="Times New Roman"/>
+        </w:rPr>
+        <w:t>statements that are not true</w:t>
+      </w:r>
+      <w:r>
+        <w:rPr>
+          <w:rFonts w:ascii="Times New Roman" w:hAnsi="Times New Roman" w:cs="Times New Roman"/>
+        </w:rPr>
+        <w:t>. Fake news is another term for lies. It presents itself as a legitimate update in the world without maintain a factual basis.</w:t>
+      </w:r>
+      <w:r>
+        <w:rPr>
+          <w:rFonts w:ascii="Times New Roman" w:hAnsi="Times New Roman" w:cs="Times New Roman"/>
+        </w:rPr>
+        <w:t xml:space="preserve"> </w:t>
+      </w:r>
+    </w:p>
+    <w:p>
+      <w:pPr>
+        <w:spacing w:line="480" w:lineRule="auto"/>
+        <w:ind w:firstLine="720"/>
+        <w:rPr>
+          <w:rFonts w:ascii="Times New Roman" w:hAnsi="Times New Roman" w:cs="Times New Roman"/>
+        </w:rPr>
+      </w:pPr>
+      <w:r>
+        <w:rPr>
+          <w:rFonts w:ascii="Times New Roman" w:hAnsi="Times New Roman" w:cs="Times New Roman"/>
+        </w:rPr>
+        <w:t>When journalism and technology merged, the dispersion of fake news changed from supermarket tabloids and talk radio to webpages, social media, and now AI generated content. It is increasingly more believable, viral, and widespread. Foreign states, activists, and grifters are spreading fake news to achieve their political, influential and financial ends. But while technology is partially responsible for the rise and proliferation of fake news, it can also substantially aid in combating these lies.</w:t>
+      </w:r>
+    </w:p>
+    <w:p>
+      <w:pPr>
+        <w:spacing w:line="480" w:lineRule="auto"/>
+        <w:ind w:firstLine="720"/>
+        <w:rPr>
+          <w:rFonts w:ascii="Times New Roman" w:hAnsi="Times New Roman" w:cs="Times New Roman"/>
+        </w:rPr>
+      </w:pPr>
+      <w:r>
+        <w:rPr>
+          <w:rFonts w:ascii="Times New Roman" w:hAnsi="Times New Roman" w:cs="Times New Roman"/>
+        </w:rPr>
+        <w:t>For my project, I chose to use a natural language processor to identify fake news. The assumption was that fake news or lies contained a certain language or pattern structure that stood out from truthful news. This is likely due to fake news largely being “spam” or manufactured news, so in essence, machines were generating fake news and left a “watermark” that was easily predictable, like spam or malware.</w:t>
+      </w:r>
+    </w:p>
+    <w:p>
+      <w:pPr>
+        <w:spacing w:line="480" w:lineRule="auto"/>
+        <w:ind w:firstLine="720"/>
+        <w:rPr>
+          <w:rFonts w:ascii="Times New Roman" w:hAnsi="Times New Roman" w:cs="Times New Roman"/>
+        </w:rPr>
+      </w:pPr>
+      <w:r>
+        <w:rPr>
+          <w:rFonts w:ascii="Times New Roman" w:hAnsi="Times New Roman" w:cs="Times New Roman"/>
+        </w:rPr>
+        <w:t xml:space="preserve">For data analysis, we will employ traditional Python data analysis tools in conjunction with NLP libraries such as </w:t>
+      </w:r>
+      <w:r>
+        <w:rPr>
+          <w:rFonts w:ascii="Times New Roman" w:hAnsi="Times New Roman" w:cs="Times New Roman"/>
+        </w:rPr>
+        <w:t>Text</w:t>
+      </w:r>
+      <w:r>
+        <w:rPr>
+          <w:rFonts w:ascii="Times New Roman" w:hAnsi="Times New Roman" w:cs="Times New Roman"/>
+        </w:rPr>
+        <w:t xml:space="preserve"> </w:t>
+      </w:r>
+      <w:r>
+        <w:rPr>
+          <w:rFonts w:ascii="Times New Roman" w:hAnsi="Times New Roman" w:cs="Times New Roman"/>
+        </w:rPr>
+        <w:t>Blob</w:t>
+      </w:r>
+      <w:r>
+        <w:rPr>
+          <w:rFonts w:ascii="Times New Roman" w:hAnsi="Times New Roman" w:cs="Times New Roman"/>
+        </w:rPr>
+        <w:t xml:space="preserve"> and VADER. For predictive modeling, we will utilize libraries like sklearn for generating classification reports and xgboost for training models. </w:t>
+      </w:r>
+    </w:p>
+    <w:p>
+      <w:pPr>
+        <w:spacing w:line="480" w:lineRule="auto"/>
+        <w:rPr>
+          <w:rFonts w:ascii="Times New Roman" w:hAnsi="Times New Roman" w:cs="Times New Roman"/>
+        </w:rPr>
+      </w:pPr>
+      <w:r>
+        <w:rPr>
+          <w:rFonts w:ascii="Times New Roman" w:hAnsi="Times New Roman" w:cs="Times New Roman"/>
+          <w:u w:val="single"/>
+        </w:rPr>
+        <w:t>Business Objective: Train a model that predicts fake news with 75% accuracy.</w:t>
       </w:r>
     </w:p>
     <w:p>
@@ -221,138 +338,34 @@
           <w:szCs w:val="32"/>
         </w:rPr>
       </w:pPr>
-      <w:r>
+    </w:p>
+    <w:p>
+      <w:pPr>
+        <w:spacing w:line="480" w:lineRule="auto"/>
         <w:rPr>
           <w:rFonts w:ascii="Times New Roman" w:hAnsi="Times New Roman" w:cs="Times New Roman"/>
           <w:sz w:val="32"/>
           <w:szCs w:val="32"/>
         </w:rPr>
-        <w:t>Business Understanding</w:t>
-      </w:r>
-    </w:p>
-    <w:p>
-      <w:pPr>
-        <w:spacing w:line="480" w:lineRule="auto"/>
-        <w:rPr>
-          <w:rFonts w:ascii="Times New Roman" w:hAnsi="Times New Roman" w:cs="Times New Roman"/>
-        </w:rPr>
-      </w:pPr>
-      <w:r>
-        <w:rPr>
-          <w:rFonts w:ascii="Times New Roman" w:hAnsi="Times New Roman" w:cs="Times New Roman"/>
-        </w:rPr>
-        <w:t>Lies have always been a part of human society and communication. Simply put, lies are saying something that is not true. Fake news is another term for lies. It presents itself as a legitimate update in the world without maintain a factual basis.</w:t>
-      </w:r>
-    </w:p>
-    <w:p>
-      <w:pPr>
-        <w:spacing w:line="480" w:lineRule="auto"/>
-        <w:rPr>
-          <w:rFonts w:ascii="Times New Roman" w:hAnsi="Times New Roman" w:cs="Times New Roman"/>
-        </w:rPr>
-      </w:pPr>
-    </w:p>
-    <w:p>
-      <w:pPr>
-        <w:spacing w:line="480" w:lineRule="auto"/>
-        <w:rPr>
-          <w:rFonts w:ascii="Times New Roman" w:hAnsi="Times New Roman" w:cs="Times New Roman"/>
-        </w:rPr>
-      </w:pPr>
-      <w:r>
-        <w:rPr>
-          <w:rFonts w:ascii="Times New Roman" w:hAnsi="Times New Roman" w:cs="Times New Roman"/>
-        </w:rPr>
-        <w:t>When journalism and technology merged, the dispersion of fake news changed from supermarket tabloids and talk radio to webpages, social media, and now AI generated content. It is increasingly more believable, viral, and widespread. Foreign states, activists, and grifters are spreading fake news to achieve their political, influential and financial ends. But while technology is partially responsible for the rise and proliferation of fake news, it can also substantially aid in combating these lies.</w:t>
-      </w:r>
-    </w:p>
-    <w:p>
-      <w:pPr>
-        <w:spacing w:line="480" w:lineRule="auto"/>
-        <w:rPr>
-          <w:rFonts w:ascii="Times New Roman" w:hAnsi="Times New Roman" w:cs="Times New Roman"/>
-        </w:rPr>
-      </w:pPr>
-    </w:p>
-    <w:p>
-      <w:pPr>
-        <w:spacing w:line="480" w:lineRule="auto"/>
-        <w:rPr>
-          <w:rFonts w:ascii="Times New Roman" w:hAnsi="Times New Roman" w:cs="Times New Roman"/>
-        </w:rPr>
-      </w:pPr>
-      <w:r>
-        <w:rPr>
-          <w:rFonts w:ascii="Times New Roman" w:hAnsi="Times New Roman" w:cs="Times New Roman"/>
-        </w:rPr>
-        <w:t>For my project, I chose to use a natural language processor to identify fake news. The assumption was that fake news or lies contained a certain language or pattern structure that stood out from truthful news. This is likely due to fake news largely being “spam” or manufactured news, so in essence, machines were generating fake news and left a “watermark” that was easily predictable, like spam or malware.</w:t>
-      </w:r>
-    </w:p>
-    <w:p>
-      <w:pPr>
-        <w:spacing w:line="480" w:lineRule="auto"/>
-        <w:rPr>
-          <w:rFonts w:ascii="Times New Roman" w:hAnsi="Times New Roman" w:cs="Times New Roman"/>
-        </w:rPr>
-      </w:pPr>
-      <w:r>
-        <w:rPr>
-          <w:rFonts w:ascii="Times New Roman" w:hAnsi="Times New Roman" w:cs="Times New Roman"/>
-        </w:rPr>
-        <w:lastRenderedPageBreak/>
-        <w:t xml:space="preserve">For data analysis, we will employ traditional Python data analysis tools in conjunction with NLP libraries such as </w:t>
-      </w:r>
-      <w:r>
-        <w:rPr>
-          <w:rFonts w:ascii="Times New Roman" w:hAnsi="Times New Roman" w:cs="Times New Roman"/>
-        </w:rPr>
-        <w:t>Text</w:t>
-      </w:r>
-      <w:r>
-        <w:rPr>
-          <w:rFonts w:ascii="Times New Roman" w:hAnsi="Times New Roman" w:cs="Times New Roman"/>
-        </w:rPr>
-        <w:t xml:space="preserve"> </w:t>
-      </w:r>
-      <w:r>
-        <w:rPr>
-          <w:rFonts w:ascii="Times New Roman" w:hAnsi="Times New Roman" w:cs="Times New Roman"/>
-        </w:rPr>
-        <w:t>Blob</w:t>
-      </w:r>
-      <w:r>
-        <w:rPr>
-          <w:rFonts w:ascii="Times New Roman" w:hAnsi="Times New Roman" w:cs="Times New Roman"/>
-        </w:rPr>
-        <w:t xml:space="preserve"> and VADER. For predictive modeling, we will utilize libraries like sklearn for generating classification reports and xgboost for training models. </w:t>
-      </w:r>
-    </w:p>
-    <w:p>
-      <w:pPr>
-        <w:spacing w:line="480" w:lineRule="auto"/>
-        <w:rPr>
-          <w:rFonts w:ascii="Times New Roman" w:hAnsi="Times New Roman" w:cs="Times New Roman"/>
-        </w:rPr>
-      </w:pPr>
-    </w:p>
-    <w:p>
-      <w:pPr>
-        <w:spacing w:line="480" w:lineRule="auto"/>
-        <w:rPr>
-          <w:rFonts w:ascii="Times New Roman" w:hAnsi="Times New Roman" w:cs="Times New Roman"/>
-        </w:rPr>
-      </w:pPr>
-      <w:r>
-        <w:rPr>
-          <w:rFonts w:ascii="Times New Roman" w:hAnsi="Times New Roman" w:cs="Times New Roman"/>
-        </w:rPr>
-        <w:t xml:space="preserve">Business Objective: </w:t>
-      </w:r>
-      <w:r>
-        <w:rPr>
-          <w:rFonts w:ascii="Times New Roman" w:hAnsi="Times New Roman" w:cs="Times New Roman"/>
-        </w:rPr>
-        <w:t>Train a model that predicts fake news with 75% accuracy.</w:t>
+      </w:pPr>
+    </w:p>
+    <w:p>
+      <w:pPr>
+        <w:spacing w:line="480" w:lineRule="auto"/>
+        <w:jc w:val="center"/>
+        <w:rPr>
+          <w:rFonts w:ascii="Times New Roman" w:hAnsi="Times New Roman" w:cs="Times New Roman"/>
+          <w:sz w:val="36"/>
+          <w:szCs w:val="36"/>
+        </w:rPr>
+      </w:pPr>
+      <w:r>
+        <w:rPr>
+          <w:rFonts w:ascii="Times New Roman" w:hAnsi="Times New Roman" w:cs="Times New Roman"/>
+          <w:sz w:val="36"/>
+          <w:szCs w:val="36"/>
+        </w:rPr>
+        <w:t>Overview of Data Used</w:t>
       </w:r>
     </w:p>
     <w:p>
@@ -364,95 +377,127 @@
           <w:szCs w:val="32"/>
         </w:rPr>
       </w:pPr>
-    </w:p>
-    <w:p>
-      <w:pPr>
-        <w:spacing w:line="480" w:lineRule="auto"/>
-        <w:jc w:val="center"/>
+      <w:r>
         <w:rPr>
           <w:rFonts w:ascii="Times New Roman" w:hAnsi="Times New Roman" w:cs="Times New Roman"/>
           <w:sz w:val="32"/>
           <w:szCs w:val="32"/>
         </w:rPr>
-      </w:pPr>
-      <w:r>
+        <w:t>Collection</w:t>
+      </w:r>
+    </w:p>
+    <w:p>
+      <w:pPr>
+        <w:spacing w:line="480" w:lineRule="auto"/>
+        <w:ind w:firstLine="720"/>
+        <w:rPr>
+          <w:rFonts w:ascii="Times New Roman" w:hAnsi="Times New Roman" w:cs="Times New Roman"/>
+        </w:rPr>
+      </w:pPr>
+      <w:r>
+        <w:rPr>
+          <w:rFonts w:ascii="Times New Roman" w:hAnsi="Times New Roman" w:cs="Times New Roman"/>
+        </w:rPr>
+        <w:t>The dataset for this notebook was provided by</w:t>
+      </w:r>
+      <w:r>
+        <w:rPr>
+          <w:rFonts w:ascii="Times New Roman" w:hAnsi="Times New Roman" w:cs="Times New Roman"/>
+        </w:rPr>
+        <w:t xml:space="preserve"> </w:t>
+      </w:r>
+      <w:proofErr w:type="spellStart"/>
+      <w:r>
+        <w:rPr>
+          <w:rFonts w:ascii="Times New Roman" w:hAnsi="Times New Roman" w:cs="Times New Roman"/>
+        </w:rPr>
+        <w:t>FakeNewsNet’s</w:t>
+      </w:r>
+      <w:proofErr w:type="spellEnd"/>
+      <w:r>
+        <w:rPr>
+          <w:rFonts w:ascii="Times New Roman" w:hAnsi="Times New Roman" w:cs="Times New Roman"/>
+        </w:rPr>
+        <w:t xml:space="preserve"> Kaggle dataset [1]</w:t>
+      </w:r>
+      <w:r>
+        <w:rPr>
+          <w:rFonts w:ascii="Times New Roman" w:hAnsi="Times New Roman" w:cs="Times New Roman"/>
+        </w:rPr>
+        <w:t>.</w:t>
+      </w:r>
+      <w:r>
+        <w:rPr>
+          <w:rFonts w:ascii="Times New Roman" w:hAnsi="Times New Roman" w:cs="Times New Roman"/>
+        </w:rPr>
+        <w:t xml:space="preserve"> This dataset also contains a robust GitHub repo with a deeper dive into sources as well as API tools.</w:t>
+      </w:r>
+      <w:r>
+        <w:rPr>
+          <w:rFonts w:ascii="Times New Roman" w:hAnsi="Times New Roman" w:cs="Times New Roman"/>
+        </w:rPr>
+        <w:t xml:space="preserve"> I intentionally chose one of the most popular datasets on Kaggle that has already been downloaded over 10,000 times. The dataset contains 626 real news articles and 434 fake news articles. The news articles themselves have been fact-checked by PolitiFact.</w:t>
+      </w:r>
+    </w:p>
+    <w:p>
+      <w:pPr>
+        <w:spacing w:line="480" w:lineRule="auto"/>
+        <w:ind w:firstLine="720"/>
+        <w:rPr>
+          <w:rFonts w:ascii="Times New Roman" w:hAnsi="Times New Roman" w:cs="Times New Roman"/>
+        </w:rPr>
+      </w:pPr>
+      <w:r>
+        <w:rPr>
+          <w:rFonts w:ascii="Times New Roman" w:hAnsi="Times New Roman" w:cs="Times New Roman"/>
+        </w:rPr>
+        <w:t>It's important to note that this dataset is crucial to understanding how fake news detectors work. The dataset must be vetted and peer reviewed to avoid having a biased set that will influence the model. One bad data point won't throw off the model, but a strong pattern or trend will corrupt the model. Future models might opt for different datasets to verify fake news can be detected on different sources. These news articles were mostly from the 2016 election year.</w:t>
+      </w:r>
+      <w:r>
+        <w:rPr>
+          <w:rFonts w:ascii="Times New Roman" w:hAnsi="Times New Roman" w:cs="Times New Roman"/>
+        </w:rPr>
+        <w:t xml:space="preserve"> While this might present itself as a problem, the primary drivers or important features are non-temporal. Future efforts could continue to integrate characteristics of fake news in a non-temporal fashion.</w:t>
+      </w:r>
+    </w:p>
+    <w:p>
+      <w:pPr>
+        <w:spacing w:line="480" w:lineRule="auto"/>
+        <w:jc w:val="center"/>
         <w:rPr>
           <w:rFonts w:ascii="Times New Roman" w:hAnsi="Times New Roman" w:cs="Times New Roman"/>
           <w:sz w:val="32"/>
           <w:szCs w:val="32"/>
         </w:rPr>
-        <w:t>Data Understanding</w:t>
-      </w:r>
-    </w:p>
-    <w:p>
-      <w:pPr>
-        <w:spacing w:line="480" w:lineRule="auto"/>
+      </w:pPr>
+      <w:r>
         <w:rPr>
           <w:rFonts w:ascii="Times New Roman" w:hAnsi="Times New Roman" w:cs="Times New Roman"/>
           <w:sz w:val="32"/>
           <w:szCs w:val="32"/>
         </w:rPr>
-      </w:pPr>
-      <w:r>
-        <w:rPr>
-          <w:rFonts w:ascii="Times New Roman" w:hAnsi="Times New Roman" w:cs="Times New Roman"/>
-          <w:sz w:val="28"/>
-          <w:szCs w:val="28"/>
-        </w:rPr>
-        <w:t>Collection</w:t>
-      </w:r>
-    </w:p>
-    <w:p>
-      <w:pPr>
-        <w:spacing w:line="480" w:lineRule="auto"/>
-        <w:rPr>
-          <w:rFonts w:ascii="Times New Roman" w:hAnsi="Times New Roman" w:cs="Times New Roman"/>
-        </w:rPr>
-      </w:pPr>
-      <w:r>
-        <w:rPr>
-          <w:rFonts w:ascii="Times New Roman" w:hAnsi="Times New Roman" w:cs="Times New Roman"/>
-        </w:rPr>
-        <w:t>The dataset for this notebook was provided by https://www.kaggle.com/datasets/algord/fake-news. I intentionally chose one of the most popular datasets on Kaggle that has already been downloaded over 10,000 times. The dataset contains 626 real news articles and 434 fake news articles. The news articles themselves have been fact-checked by PolitiFact.</w:t>
-      </w:r>
-    </w:p>
-    <w:p>
-      <w:pPr>
-        <w:spacing w:line="480" w:lineRule="auto"/>
-        <w:rPr>
-          <w:rFonts w:ascii="Times New Roman" w:hAnsi="Times New Roman" w:cs="Times New Roman"/>
-        </w:rPr>
-      </w:pPr>
-    </w:p>
-    <w:p>
-      <w:pPr>
-        <w:spacing w:line="480" w:lineRule="auto"/>
-        <w:rPr>
-          <w:rFonts w:ascii="Times New Roman" w:hAnsi="Times New Roman" w:cs="Times New Roman"/>
-        </w:rPr>
-      </w:pPr>
-      <w:r>
-        <w:rPr>
-          <w:rFonts w:ascii="Times New Roman" w:hAnsi="Times New Roman" w:cs="Times New Roman"/>
-        </w:rPr>
-        <w:t>It's important to note that this dataset is crucial to understanding how fake news detectors work. The dataset must be vetted and peer reviewed to avoid having a biased set that will influence the model. One bad data point won't throw off the model, but a strong pattern or trend will corrupt the model. Future models might opt for different datasets to verify fake news can be detected on different sources. These news articles were mostly from the 2016 election year.</w:t>
-      </w:r>
-    </w:p>
-    <w:p>
-      <w:pPr>
-        <w:spacing w:line="480" w:lineRule="auto"/>
-        <w:jc w:val="center"/>
+        <w:t xml:space="preserve">Methods </w:t>
+      </w:r>
+      <w:r>
+        <w:rPr>
+          <w:rFonts w:ascii="Times New Roman" w:hAnsi="Times New Roman" w:cs="Times New Roman"/>
+          <w:sz w:val="36"/>
+          <w:szCs w:val="36"/>
+        </w:rPr>
+        <w:t>of</w:t>
+      </w:r>
+      <w:r>
         <w:rPr>
           <w:rFonts w:ascii="Times New Roman" w:hAnsi="Times New Roman" w:cs="Times New Roman"/>
           <w:sz w:val="32"/>
           <w:szCs w:val="32"/>
         </w:rPr>
-      </w:pPr>
-    </w:p>
-    <w:p>
-      <w:pPr>
-        <w:spacing w:line="480" w:lineRule="auto"/>
-        <w:jc w:val="center"/>
+        <w:t xml:space="preserve"> Analysis</w:t>
+      </w:r>
+    </w:p>
+    <w:p>
+      <w:pPr>
+        <w:spacing w:line="480" w:lineRule="auto"/>
         <w:rPr>
           <w:rFonts w:ascii="Times New Roman" w:hAnsi="Times New Roman" w:cs="Times New Roman"/>
           <w:sz w:val="32"/>
@@ -465,28 +510,15 @@
           <w:sz w:val="32"/>
           <w:szCs w:val="32"/>
         </w:rPr>
-        <w:lastRenderedPageBreak/>
         <w:t>Data Exploration</w:t>
       </w:r>
-    </w:p>
-    <w:p>
-      <w:pPr>
-        <w:spacing w:line="480" w:lineRule="auto"/>
-        <w:rPr>
-          <w:rFonts w:ascii="Times New Roman" w:hAnsi="Times New Roman" w:cs="Times New Roman"/>
-          <w:sz w:val="28"/>
-          <w:szCs w:val="28"/>
-          <w:u w:val="single"/>
-        </w:rPr>
-      </w:pPr>
-      <w:r>
-        <w:rPr>
-          <w:rFonts w:ascii="Times New Roman" w:hAnsi="Times New Roman" w:cs="Times New Roman"/>
-          <w:sz w:val="28"/>
-          <w:szCs w:val="28"/>
-          <w:u w:val="single"/>
-        </w:rPr>
-        <w:t>Summary of Features</w:t>
+      <w:r>
+        <w:rPr>
+          <w:rFonts w:ascii="Times New Roman" w:hAnsi="Times New Roman" w:cs="Times New Roman"/>
+          <w:sz w:val="32"/>
+          <w:szCs w:val="32"/>
+        </w:rPr>
+        <w:t xml:space="preserve"> – Initial Summarization</w:t>
       </w:r>
     </w:p>
     <w:p>
@@ -519,6 +551,7 @@
         <w:rPr>
           <w:rFonts w:ascii="Times New Roman" w:hAnsi="Times New Roman" w:cs="Times New Roman"/>
         </w:rPr>
+        <w:lastRenderedPageBreak/>
         <w:t>News_url – news source URL</w:t>
       </w:r>
     </w:p>
@@ -563,6 +596,7 @@
     <w:p>
       <w:pPr>
         <w:spacing w:line="480" w:lineRule="auto"/>
+        <w:ind w:firstLine="360"/>
         <w:rPr>
           <w:rFonts w:ascii="Times New Roman" w:hAnsi="Times New Roman" w:cs="Times New Roman"/>
         </w:rPr>
@@ -599,110 +633,242 @@
         </w:rPr>
         <w:t>Tweet IDs can be used for manually looking up the actual tweet via the twitter API/URL.</w:t>
       </w:r>
-    </w:p>
-    <w:p>
-      <w:pPr>
-        <w:spacing w:line="480" w:lineRule="auto"/>
-        <w:rPr>
-          <w:rFonts w:ascii="Times New Roman" w:hAnsi="Times New Roman" w:cs="Times New Roman"/>
-        </w:rPr>
-      </w:pPr>
-    </w:p>
-    <w:p>
-      <w:pPr>
-        <w:spacing w:line="480" w:lineRule="auto"/>
-        <w:rPr>
-          <w:rFonts w:ascii="Times New Roman" w:hAnsi="Times New Roman" w:cs="Times New Roman"/>
-        </w:rPr>
-      </w:pPr>
-    </w:p>
-    <w:p>
-      <w:pPr>
-        <w:spacing w:line="480" w:lineRule="auto"/>
-        <w:rPr>
-          <w:rFonts w:ascii="Times New Roman" w:hAnsi="Times New Roman" w:cs="Times New Roman"/>
-        </w:rPr>
-      </w:pPr>
-    </w:p>
-    <w:p>
-      <w:pPr>
-        <w:spacing w:line="480" w:lineRule="auto"/>
-        <w:rPr>
-          <w:rFonts w:ascii="Times New Roman" w:hAnsi="Times New Roman" w:cs="Times New Roman"/>
-        </w:rPr>
-      </w:pPr>
-    </w:p>
-    <w:p>
-      <w:pPr>
-        <w:spacing w:line="480" w:lineRule="auto"/>
-        <w:rPr>
-          <w:rFonts w:ascii="Times New Roman" w:hAnsi="Times New Roman" w:cs="Times New Roman"/>
-        </w:rPr>
-      </w:pPr>
-    </w:p>
-    <w:p>
-      <w:pPr>
-        <w:spacing w:line="480" w:lineRule="auto"/>
-        <w:rPr>
-          <w:rFonts w:ascii="Times New Roman" w:hAnsi="Times New Roman" w:cs="Times New Roman"/>
-        </w:rPr>
-      </w:pPr>
-    </w:p>
-    <w:p>
-      <w:pPr>
-        <w:spacing w:line="480" w:lineRule="auto"/>
-        <w:rPr>
-          <w:rFonts w:ascii="Times New Roman" w:hAnsi="Times New Roman" w:cs="Times New Roman"/>
-        </w:rPr>
-      </w:pPr>
-    </w:p>
-    <w:p>
-      <w:pPr>
-        <w:spacing w:line="480" w:lineRule="auto"/>
-        <w:rPr>
-          <w:rFonts w:ascii="Times New Roman" w:hAnsi="Times New Roman" w:cs="Times New Roman"/>
-        </w:rPr>
-      </w:pPr>
-    </w:p>
-    <w:p>
-      <w:pPr>
-        <w:spacing w:line="480" w:lineRule="auto"/>
-        <w:rPr>
-          <w:rFonts w:ascii="Times New Roman" w:hAnsi="Times New Roman" w:cs="Times New Roman"/>
-        </w:rPr>
-      </w:pPr>
-    </w:p>
-    <w:p>
-      <w:pPr>
-        <w:spacing w:line="480" w:lineRule="auto"/>
-        <w:rPr>
-          <w:rFonts w:ascii="Times New Roman" w:hAnsi="Times New Roman" w:cs="Times New Roman"/>
-          <w:sz w:val="28"/>
-          <w:szCs w:val="28"/>
-          <w:u w:val="single"/>
-        </w:rPr>
-      </w:pPr>
-      <w:r>
-        <w:rPr>
-          <w:rFonts w:ascii="Times New Roman" w:hAnsi="Times New Roman" w:cs="Times New Roman"/>
-          <w:sz w:val="28"/>
-          <w:szCs w:val="28"/>
-          <w:u w:val="single"/>
-        </w:rPr>
-        <w:t>Explore Data (Tweet IDs)</w:t>
-      </w:r>
-    </w:p>
-    <w:p>
-      <w:pPr>
-        <w:spacing w:line="480" w:lineRule="auto"/>
-        <w:rPr>
-          <w:rFonts w:ascii="Times New Roman" w:hAnsi="Times New Roman" w:cs="Times New Roman"/>
-        </w:rPr>
-      </w:pPr>
-    </w:p>
-    <w:p>
-      <w:pPr>
-        <w:spacing w:line="480" w:lineRule="auto"/>
+      <w:r>
+        <w:rPr>
+          <w:rFonts w:ascii="Times New Roman" w:hAnsi="Times New Roman" w:cs="Times New Roman"/>
+        </w:rPr>
+        <w:t xml:space="preserve"> For example, adding tweet ID “</w:t>
+      </w:r>
+      <w:r>
+        <w:rPr>
+          <w:rFonts w:ascii="Times New Roman" w:hAnsi="Times New Roman" w:cs="Times New Roman"/>
+        </w:rPr>
+        <w:t>937384406511005696</w:t>
+      </w:r>
+      <w:r>
+        <w:rPr>
+          <w:rFonts w:ascii="Times New Roman" w:hAnsi="Times New Roman" w:cs="Times New Roman"/>
+        </w:rPr>
+        <w:t>” to</w:t>
+      </w:r>
+      <w:r>
+        <w:rPr>
+          <w:rFonts w:ascii="Times New Roman" w:hAnsi="Times New Roman" w:cs="Times New Roman"/>
+        </w:rPr>
+        <w:t xml:space="preserve"> the end of URL https://x.com/i/web/status to make https://x.com/i/web/status/937384406511005696 allows us to view the tweet as it appears on twitter.</w:t>
+      </w:r>
+    </w:p>
+    <w:p>
+      <w:pPr>
+        <w:spacing w:line="480" w:lineRule="auto"/>
+        <w:jc w:val="center"/>
+        <w:rPr>
+          <w:rFonts w:ascii="Times New Roman" w:hAnsi="Times New Roman" w:cs="Times New Roman"/>
+        </w:rPr>
+      </w:pPr>
+      <w:r>
+        <w:rPr>
+          <w:rFonts w:ascii="Times New Roman" w:hAnsi="Times New Roman" w:cs="Times New Roman"/>
+          <w:noProof/>
+        </w:rPr>
+        <w:drawing>
+          <wp:inline distT="0" distB="0" distL="0" distR="0" wp14:anchorId="366F26F9" wp14:editId="0AD7E5DD">
+            <wp:extent cx="5943600" cy="2608580"/>
+            <wp:effectExtent l="0" t="0" r="0" b="0"/>
+            <wp:docPr id="1072865142" name="Picture 1" descr="A screenshot of a computer&#10;&#10;AI-generated content may be incorrect."/>
+            <wp:cNvGraphicFramePr>
+              <a:graphicFrameLocks xmlns:a="http://schemas.openxmlformats.org/drawingml/2006/main" noChangeAspect="1"/>
+            </wp:cNvGraphicFramePr>
+            <a:graphic xmlns:a="http://schemas.openxmlformats.org/drawingml/2006/main">
+              <a:graphicData uri="http://schemas.openxmlformats.org/drawingml/2006/picture">
+                <pic:pic xmlns:pic="http://schemas.openxmlformats.org/drawingml/2006/picture">
+                  <pic:nvPicPr>
+                    <pic:cNvPr id="1072865142" name="Picture 1" descr="A screenshot of a computer&#10;&#10;AI-generated content may be incorrect."/>
+                    <pic:cNvPicPr/>
+                  </pic:nvPicPr>
+                  <pic:blipFill>
+                    <a:blip r:embed="rId7">
+                      <a:extLst>
+                        <a:ext uri="{28A0092B-C50C-407E-A947-70E740481C1C}">
+                          <a14:useLocalDpi xmlns:a14="http://schemas.microsoft.com/office/drawing/2010/main" val="0"/>
+                        </a:ext>
+                      </a:extLst>
+                    </a:blip>
+                    <a:stretch>
+                      <a:fillRect/>
+                    </a:stretch>
+                  </pic:blipFill>
+                  <pic:spPr>
+                    <a:xfrm>
+                      <a:off x="0" y="0"/>
+                      <a:ext cx="5943600" cy="2608580"/>
+                    </a:xfrm>
+                    <a:prstGeom prst="rect">
+                      <a:avLst/>
+                    </a:prstGeom>
+                  </pic:spPr>
+                </pic:pic>
+              </a:graphicData>
+            </a:graphic>
+          </wp:inline>
+        </w:drawing>
+      </w:r>
+    </w:p>
+    <w:p>
+      <w:pPr>
+        <w:spacing w:line="480" w:lineRule="auto"/>
+        <w:ind w:firstLine="720"/>
+        <w:rPr>
+          <w:rFonts w:ascii="Times New Roman" w:hAnsi="Times New Roman" w:cs="Times New Roman"/>
+        </w:rPr>
+      </w:pPr>
+      <w:r>
+        <w:rPr>
+          <w:rFonts w:ascii="Times New Roman" w:hAnsi="Times New Roman" w:cs="Times New Roman"/>
+        </w:rPr>
+        <w:t>This is a powerful mechanism as it allows us to tell the story of those spreading fake</w:t>
+      </w:r>
+      <w:r>
+        <w:rPr>
+          <w:rFonts w:ascii="Times New Roman" w:hAnsi="Times New Roman" w:cs="Times New Roman"/>
+        </w:rPr>
+        <w:t xml:space="preserve"> </w:t>
+      </w:r>
+      <w:r>
+        <w:rPr>
+          <w:rFonts w:ascii="Times New Roman" w:hAnsi="Times New Roman" w:cs="Times New Roman"/>
+        </w:rPr>
+        <w:t>news. Note the misspelling “</w:t>
+      </w:r>
+      <w:r>
+        <w:rPr>
+          <w:rFonts w:ascii="Times New Roman" w:hAnsi="Times New Roman" w:cs="Times New Roman"/>
+        </w:rPr>
+        <w:t>potatriotpost</w:t>
+      </w:r>
+      <w:r>
+        <w:rPr>
+          <w:rFonts w:ascii="Times New Roman" w:hAnsi="Times New Roman" w:cs="Times New Roman"/>
+        </w:rPr>
+        <w:t>”</w:t>
+      </w:r>
+      <w:r>
+        <w:rPr>
+          <w:rFonts w:ascii="Times New Roman" w:hAnsi="Times New Roman" w:cs="Times New Roman"/>
+        </w:rPr>
+        <w:t xml:space="preserve"> and</w:t>
+      </w:r>
+      <w:r>
+        <w:rPr>
+          <w:rFonts w:ascii="Times New Roman" w:hAnsi="Times New Roman" w:cs="Times New Roman"/>
+        </w:rPr>
+        <w:t xml:space="preserve"> inflammatory language</w:t>
+      </w:r>
+      <w:r>
+        <w:rPr>
+          <w:rFonts w:ascii="Times New Roman" w:hAnsi="Times New Roman" w:cs="Times New Roman"/>
+        </w:rPr>
+        <w:t xml:space="preserve">. </w:t>
+      </w:r>
+      <w:r>
+        <w:rPr>
+          <w:rFonts w:ascii="Times New Roman" w:hAnsi="Times New Roman" w:cs="Times New Roman"/>
+        </w:rPr>
+        <w:t xml:space="preserve">We can also inspect the </w:t>
+      </w:r>
+      <w:r>
+        <w:rPr>
+          <w:rFonts w:ascii="Times New Roman" w:hAnsi="Times New Roman" w:cs="Times New Roman"/>
+        </w:rPr>
+        <w:lastRenderedPageBreak/>
+        <w:t xml:space="preserve">profile itself to see a very active user with 188k tweets. </w:t>
+      </w:r>
+      <w:r>
+        <w:rPr>
+          <w:rFonts w:ascii="Times New Roman" w:hAnsi="Times New Roman" w:cs="Times New Roman"/>
+          <w:noProof/>
+        </w:rPr>
+        <w:drawing>
+          <wp:inline distT="0" distB="0" distL="0" distR="0" wp14:anchorId="6F5F5EE1" wp14:editId="6470BB47">
+            <wp:extent cx="5943600" cy="4906645"/>
+            <wp:effectExtent l="0" t="0" r="0" b="0"/>
+            <wp:docPr id="1427727639" name="Picture 2" descr="A screenshot of a social media post&#10;&#10;AI-generated content may be incorrect."/>
+            <wp:cNvGraphicFramePr>
+              <a:graphicFrameLocks xmlns:a="http://schemas.openxmlformats.org/drawingml/2006/main" noChangeAspect="1"/>
+            </wp:cNvGraphicFramePr>
+            <a:graphic xmlns:a="http://schemas.openxmlformats.org/drawingml/2006/main">
+              <a:graphicData uri="http://schemas.openxmlformats.org/drawingml/2006/picture">
+                <pic:pic xmlns:pic="http://schemas.openxmlformats.org/drawingml/2006/picture">
+                  <pic:nvPicPr>
+                    <pic:cNvPr id="1427727639" name="Picture 2" descr="A screenshot of a social media post&#10;&#10;AI-generated content may be incorrect."/>
+                    <pic:cNvPicPr/>
+                  </pic:nvPicPr>
+                  <pic:blipFill>
+                    <a:blip r:embed="rId8">
+                      <a:extLst>
+                        <a:ext uri="{28A0092B-C50C-407E-A947-70E740481C1C}">
+                          <a14:useLocalDpi xmlns:a14="http://schemas.microsoft.com/office/drawing/2010/main" val="0"/>
+                        </a:ext>
+                      </a:extLst>
+                    </a:blip>
+                    <a:stretch>
+                      <a:fillRect/>
+                    </a:stretch>
+                  </pic:blipFill>
+                  <pic:spPr>
+                    <a:xfrm>
+                      <a:off x="0" y="0"/>
+                      <a:ext cx="5943600" cy="4906645"/>
+                    </a:xfrm>
+                    <a:prstGeom prst="rect">
+                      <a:avLst/>
+                    </a:prstGeom>
+                  </pic:spPr>
+                </pic:pic>
+              </a:graphicData>
+            </a:graphic>
+          </wp:inline>
+        </w:drawing>
+      </w:r>
+    </w:p>
+    <w:p>
+      <w:pPr>
+        <w:spacing w:line="480" w:lineRule="auto"/>
+        <w:rPr>
+          <w:rFonts w:ascii="Times New Roman" w:hAnsi="Times New Roman" w:cs="Times New Roman"/>
+          <w:sz w:val="32"/>
+          <w:szCs w:val="32"/>
+        </w:rPr>
+      </w:pPr>
+      <w:r>
+        <w:rPr>
+          <w:rFonts w:ascii="Times New Roman" w:hAnsi="Times New Roman" w:cs="Times New Roman"/>
+          <w:sz w:val="32"/>
+          <w:szCs w:val="32"/>
+        </w:rPr>
+        <w:t>Data Exploration</w:t>
+      </w:r>
+      <w:r>
+        <w:rPr>
+          <w:rFonts w:ascii="Times New Roman" w:hAnsi="Times New Roman" w:cs="Times New Roman"/>
+          <w:sz w:val="32"/>
+          <w:szCs w:val="32"/>
+        </w:rPr>
+        <w:t xml:space="preserve"> – </w:t>
+      </w:r>
+      <w:r>
+        <w:rPr>
+          <w:rFonts w:ascii="Times New Roman" w:hAnsi="Times New Roman" w:cs="Times New Roman"/>
+          <w:sz w:val="32"/>
+          <w:szCs w:val="32"/>
+        </w:rPr>
+        <w:t>Processing Tweet IDs</w:t>
+      </w:r>
+    </w:p>
+    <w:p>
+      <w:pPr>
+        <w:spacing w:line="480" w:lineRule="auto"/>
+        <w:ind w:firstLine="720"/>
         <w:rPr>
           <w:rFonts w:ascii="Times New Roman" w:hAnsi="Times New Roman" w:cs="Times New Roman"/>
         </w:rPr>
@@ -727,6 +893,7 @@
           <w:rFonts w:ascii="Times New Roman" w:hAnsi="Times New Roman" w:cs="Times New Roman"/>
           <w:noProof/>
         </w:rPr>
+        <w:lastRenderedPageBreak/>
         <w:drawing>
           <wp:inline distT="0" distB="0" distL="0" distR="0" wp14:anchorId="1A430F11" wp14:editId="537B8A27">
             <wp:extent cx="5390707" cy="2090627"/>
@@ -743,7 +910,7 @@
                     <pic:cNvPicPr/>
                   </pic:nvPicPr>
                   <pic:blipFill>
-                    <a:blip r:embed="rId7">
+                    <a:blip r:embed="rId9">
                       <a:extLst>
                         <a:ext uri="{28A0092B-C50C-407E-A947-70E740481C1C}">
                           <a14:useLocalDpi xmlns:a14="http://schemas.microsoft.com/office/drawing/2010/main" val="0"/>
@@ -773,6 +940,7 @@
     <w:p>
       <w:pPr>
         <w:spacing w:line="480" w:lineRule="auto"/>
+        <w:ind w:firstLine="720"/>
         <w:rPr>
           <w:rFonts w:ascii="Times New Roman" w:hAnsi="Times New Roman" w:cs="Times New Roman"/>
         </w:rPr>
@@ -799,14 +967,7 @@
         <w:rPr>
           <w:rFonts w:ascii="Times New Roman" w:hAnsi="Times New Roman" w:cs="Times New Roman"/>
         </w:rPr>
-        <w:t xml:space="preserve"> times and we didn’t want to risk data loss, I chose np.log1p to standardize the data. The transformation worked as intended, and the </w:t>
-      </w:r>
-      <w:r>
-        <w:rPr>
-          <w:rFonts w:ascii="Times New Roman" w:hAnsi="Times New Roman" w:cs="Times New Roman"/>
-        </w:rPr>
-        <w:lastRenderedPageBreak/>
-        <w:t xml:space="preserve">skewness/kurtosis fell close to 0. </w:t>
+        <w:t xml:space="preserve"> times and we didn’t want to risk data loss, I chose np.log1p to standardize the data. The transformation worked as intended, and the skewness/kurtosis fell close to 0. </w:t>
       </w:r>
       <w:r>
         <w:rPr>
@@ -814,7 +975,7 @@
           <w:noProof/>
         </w:rPr>
         <w:drawing>
-          <wp:inline distT="0" distB="0" distL="0" distR="0" wp14:anchorId="5763D899" wp14:editId="3BD425BF">
+          <wp:inline distT="0" distB="0" distL="0" distR="0" wp14:anchorId="5763D899" wp14:editId="2C7318D3">
             <wp:extent cx="5585669" cy="3650378"/>
             <wp:effectExtent l="0" t="0" r="2540" b="0"/>
             <wp:docPr id="1792867788" name="Picture 3" descr="A screen shot of a computer program&#10;&#10;AI-generated content may be incorrect."/>
@@ -829,7 +990,7 @@
                     <pic:cNvPicPr/>
                   </pic:nvPicPr>
                   <pic:blipFill>
-                    <a:blip r:embed="rId8" cstate="print">
+                    <a:blip r:embed="rId10" cstate="print">
                       <a:extLst>
                         <a:ext uri="{28A0092B-C50C-407E-A947-70E740481C1C}">
                           <a14:useLocalDpi xmlns:a14="http://schemas.microsoft.com/office/drawing/2010/main" val="0"/>
@@ -868,6 +1029,7 @@
           <w:rFonts w:ascii="Times New Roman" w:hAnsi="Times New Roman" w:cs="Times New Roman"/>
           <w:noProof/>
         </w:rPr>
+        <w:lastRenderedPageBreak/>
         <w:drawing>
           <wp:inline distT="0" distB="0" distL="0" distR="0" wp14:anchorId="356B8A52" wp14:editId="72F18E4A">
             <wp:extent cx="5943600" cy="2151380"/>
@@ -884,7 +1046,7 @@
                     <pic:cNvPicPr/>
                   </pic:nvPicPr>
                   <pic:blipFill>
-                    <a:blip r:embed="rId9">
+                    <a:blip r:embed="rId11">
                       <a:extLst>
                         <a:ext uri="{28A0092B-C50C-407E-A947-70E740481C1C}">
                           <a14:useLocalDpi xmlns:a14="http://schemas.microsoft.com/office/drawing/2010/main" val="0"/>
@@ -914,103 +1076,131 @@
     <w:p>
       <w:pPr>
         <w:spacing w:line="480" w:lineRule="auto"/>
-        <w:rPr>
-          <w:rFonts w:ascii="Times New Roman" w:hAnsi="Times New Roman" w:cs="Times New Roman"/>
-        </w:rPr>
-      </w:pPr>
-      <w:r>
-        <w:rPr>
-          <w:rFonts w:ascii="Times New Roman" w:hAnsi="Times New Roman" w:cs="Times New Roman"/>
-        </w:rPr>
-        <w:t>Likewise, the number of tweets turned in the opposite behavior: fake news is tweeted 38% more than real news. The original, raw data showed higher tweets for real data due to a handful of anomalies pulling the overall mean significantly higher.</w:t>
-      </w:r>
-    </w:p>
-    <w:p>
-      <w:pPr>
-        <w:spacing w:line="480" w:lineRule="auto"/>
-        <w:rPr>
-          <w:rFonts w:ascii="Times New Roman" w:hAnsi="Times New Roman" w:cs="Times New Roman"/>
-        </w:rPr>
-      </w:pPr>
-    </w:p>
-    <w:p>
-      <w:pPr>
-        <w:spacing w:line="480" w:lineRule="auto"/>
-        <w:rPr>
-          <w:rFonts w:ascii="Times New Roman" w:hAnsi="Times New Roman" w:cs="Times New Roman"/>
-          <w:sz w:val="28"/>
-          <w:szCs w:val="28"/>
-          <w:u w:val="single"/>
-        </w:rPr>
-      </w:pPr>
-      <w:r>
-        <w:rPr>
-          <w:rFonts w:ascii="Times New Roman" w:hAnsi="Times New Roman" w:cs="Times New Roman"/>
-          <w:sz w:val="28"/>
-          <w:szCs w:val="28"/>
-          <w:u w:val="single"/>
+        <w:ind w:firstLine="720"/>
+        <w:rPr>
+          <w:rFonts w:ascii="Times New Roman" w:hAnsi="Times New Roman" w:cs="Times New Roman"/>
+        </w:rPr>
+      </w:pPr>
+      <w:r>
+        <w:rPr>
+          <w:rFonts w:ascii="Times New Roman" w:hAnsi="Times New Roman" w:cs="Times New Roman"/>
+        </w:rPr>
+        <w:t xml:space="preserve">Likewise, the number of tweets turned in the opposite behavior: fake news is tweeted 38% more than real news. The original, raw data showed higher tweets for real </w:t>
+      </w:r>
+      <w:r>
+        <w:rPr>
+          <w:rFonts w:ascii="Times New Roman" w:hAnsi="Times New Roman" w:cs="Times New Roman"/>
+        </w:rPr>
+        <w:t>news</w:t>
+      </w:r>
+      <w:r>
+        <w:rPr>
+          <w:rFonts w:ascii="Times New Roman" w:hAnsi="Times New Roman" w:cs="Times New Roman"/>
+        </w:rPr>
+        <w:t xml:space="preserve"> due to a handful of anomalies pulling the overall mean significantly higher.</w:t>
+      </w:r>
+      <w:r>
+        <w:rPr>
+          <w:rFonts w:ascii="Times New Roman" w:hAnsi="Times New Roman" w:cs="Times New Roman"/>
+        </w:rPr>
+        <w:t xml:space="preserve"> </w:t>
+      </w:r>
+    </w:p>
+    <w:p>
+      <w:pPr>
+        <w:spacing w:line="480" w:lineRule="auto"/>
+        <w:rPr>
+          <w:rFonts w:ascii="Times New Roman" w:hAnsi="Times New Roman" w:cs="Times New Roman"/>
+          <w:sz w:val="32"/>
+          <w:szCs w:val="32"/>
+        </w:rPr>
+      </w:pPr>
+      <w:r>
+        <w:rPr>
+          <w:rFonts w:ascii="Times New Roman" w:hAnsi="Times New Roman" w:cs="Times New Roman"/>
+          <w:sz w:val="32"/>
+          <w:szCs w:val="32"/>
+        </w:rPr>
+        <w:t>Data Exploration</w:t>
+      </w:r>
+      <w:r>
+        <w:rPr>
+          <w:rFonts w:ascii="Times New Roman" w:hAnsi="Times New Roman" w:cs="Times New Roman"/>
+          <w:sz w:val="32"/>
+          <w:szCs w:val="32"/>
+        </w:rPr>
+        <w:t xml:space="preserve"> – </w:t>
+      </w:r>
+      <w:r>
+        <w:rPr>
+          <w:rFonts w:ascii="Times New Roman" w:hAnsi="Times New Roman" w:cs="Times New Roman"/>
+          <w:sz w:val="32"/>
+          <w:szCs w:val="32"/>
+        </w:rPr>
+        <w:t>Processing Domains</w:t>
+      </w:r>
+    </w:p>
+    <w:p>
+      <w:pPr>
+        <w:spacing w:line="480" w:lineRule="auto"/>
+        <w:ind w:firstLine="720"/>
+        <w:rPr>
+          <w:rFonts w:ascii="Times New Roman" w:hAnsi="Times New Roman" w:cs="Times New Roman"/>
+        </w:rPr>
+      </w:pPr>
+      <w:r>
+        <w:rPr>
+          <w:rFonts w:ascii="Times New Roman" w:hAnsi="Times New Roman" w:cs="Times New Roman"/>
+        </w:rPr>
+        <w:t xml:space="preserve">Domains are the URLs or address that fake news manifests. Much like antivirus software searches for heuristic signatures within malware, so too can we examine the various </w:t>
+      </w:r>
+      <w:r>
+        <w:rPr>
+          <w:rFonts w:ascii="Times New Roman" w:hAnsi="Times New Roman" w:cs="Times New Roman"/>
+        </w:rPr>
+        <w:t>characteristics</w:t>
+      </w:r>
+      <w:r>
+        <w:rPr>
+          <w:rFonts w:ascii="Times New Roman" w:hAnsi="Times New Roman" w:cs="Times New Roman"/>
+        </w:rPr>
+        <w:t xml:space="preserve"> of the domains. </w:t>
+      </w:r>
+    </w:p>
+    <w:p>
+      <w:pPr>
+        <w:spacing w:line="480" w:lineRule="auto"/>
+        <w:ind w:firstLine="720"/>
+        <w:rPr>
+          <w:rFonts w:ascii="Times New Roman" w:hAnsi="Times New Roman" w:cs="Times New Roman"/>
+        </w:rPr>
+      </w:pPr>
+      <w:r>
+        <w:rPr>
+          <w:rFonts w:ascii="Times New Roman" w:hAnsi="Times New Roman" w:cs="Times New Roman"/>
+        </w:rPr>
+        <w:t>For this data, we created comparisons between fake and real data. Common domains existed in both real and fake data frames while “real-only” and “fake-only” domains</w:t>
+      </w:r>
+      <w:r>
+        <w:rPr>
+          <w:rFonts w:ascii="Times New Roman" w:hAnsi="Times New Roman" w:cs="Times New Roman"/>
+        </w:rPr>
+        <w:t xml:space="preserve">, a pattern we would continue throughout the project. Comparing domains vs suffixes, fake-only domains appeared to be a key indicator. </w:t>
+      </w:r>
+    </w:p>
+    <w:p>
+      <w:pPr>
+        <w:spacing w:line="480" w:lineRule="auto"/>
+        <w:rPr>
+          <w:rFonts w:ascii="Times New Roman" w:hAnsi="Times New Roman" w:cs="Times New Roman"/>
+        </w:rPr>
+      </w:pPr>
+      <w:r>
+        <w:rPr>
+          <w:rFonts w:ascii="Times New Roman" w:hAnsi="Times New Roman" w:cs="Times New Roman"/>
+          <w:noProof/>
         </w:rPr>
         <w:lastRenderedPageBreak/>
-        <w:t>Export Data (Domains)</w:t>
-      </w:r>
-    </w:p>
-    <w:p>
-      <w:pPr>
-        <w:spacing w:line="480" w:lineRule="auto"/>
-        <w:rPr>
-          <w:rFonts w:ascii="Times New Roman" w:hAnsi="Times New Roman" w:cs="Times New Roman"/>
-        </w:rPr>
-      </w:pPr>
-      <w:r>
-        <w:rPr>
-          <w:rFonts w:ascii="Times New Roman" w:hAnsi="Times New Roman" w:cs="Times New Roman"/>
-        </w:rPr>
-        <w:t xml:space="preserve">Domains are the URLs or address that fake news manifests. Much like antivirus software searches for heuristic signatures within malware, so too can we examine the various </w:t>
-      </w:r>
-      <w:r>
-        <w:rPr>
-          <w:rFonts w:ascii="Times New Roman" w:hAnsi="Times New Roman" w:cs="Times New Roman"/>
-        </w:rPr>
-        <w:t>characteristics</w:t>
-      </w:r>
-      <w:r>
-        <w:rPr>
-          <w:rFonts w:ascii="Times New Roman" w:hAnsi="Times New Roman" w:cs="Times New Roman"/>
-        </w:rPr>
-        <w:t xml:space="preserve"> of the domains. </w:t>
-      </w:r>
-    </w:p>
-    <w:p>
-      <w:pPr>
-        <w:spacing w:line="480" w:lineRule="auto"/>
-        <w:rPr>
-          <w:rFonts w:ascii="Times New Roman" w:hAnsi="Times New Roman" w:cs="Times New Roman"/>
-        </w:rPr>
-      </w:pPr>
-      <w:r>
-        <w:rPr>
-          <w:rFonts w:ascii="Times New Roman" w:hAnsi="Times New Roman" w:cs="Times New Roman"/>
-        </w:rPr>
-        <w:t>For this data, we created comparisons between fake and real data. Common domains existed in both real and fake data frames while “real-only” and “fake-only” domains</w:t>
-      </w:r>
-      <w:r>
-        <w:rPr>
-          <w:rFonts w:ascii="Times New Roman" w:hAnsi="Times New Roman" w:cs="Times New Roman"/>
-        </w:rPr>
-        <w:t xml:space="preserve">, a pattern we would continue throughout the project. Comparing domains vs suffixes, fake-only domains appeared to be a key indicator. </w:t>
-      </w:r>
-    </w:p>
-    <w:p>
-      <w:pPr>
-        <w:spacing w:line="480" w:lineRule="auto"/>
-        <w:rPr>
-          <w:rFonts w:ascii="Times New Roman" w:hAnsi="Times New Roman" w:cs="Times New Roman"/>
-        </w:rPr>
-      </w:pPr>
-      <w:r>
-        <w:rPr>
-          <w:rFonts w:ascii="Times New Roman" w:hAnsi="Times New Roman" w:cs="Times New Roman"/>
-        </w:rPr>
         <w:drawing>
           <wp:inline distT="0" distB="0" distL="0" distR="0" wp14:anchorId="2585E2CA" wp14:editId="2DAAC603">
             <wp:extent cx="5943600" cy="2346325"/>
@@ -1027,7 +1217,7 @@
                     <pic:cNvPicPr/>
                   </pic:nvPicPr>
                   <pic:blipFill>
-                    <a:blip r:embed="rId10"/>
+                    <a:blip r:embed="rId12"/>
                     <a:stretch>
                       <a:fillRect/>
                     </a:stretch>
@@ -1072,12 +1262,13 @@
       <w:r>
         <w:rPr>
           <w:rFonts w:ascii="Times New Roman" w:hAnsi="Times New Roman" w:cs="Times New Roman"/>
+          <w:noProof/>
         </w:rPr>
         <w:lastRenderedPageBreak/>
         <w:drawing>
-          <wp:inline distT="0" distB="0" distL="0" distR="0" wp14:anchorId="787BF24C" wp14:editId="398FC380">
-            <wp:extent cx="5638800" cy="5016500"/>
-            <wp:effectExtent l="0" t="0" r="0" b="0"/>
+          <wp:inline distT="0" distB="0" distL="0" distR="0" wp14:anchorId="787BF24C" wp14:editId="518708F7">
+            <wp:extent cx="6049926" cy="5382254"/>
+            <wp:effectExtent l="0" t="0" r="0" b="3175"/>
             <wp:docPr id="1440573263" name="Picture 1" descr="A group of pie charts&#10;&#10;AI-generated content may be incorrect."/>
             <wp:cNvGraphicFramePr>
               <a:graphicFrameLocks xmlns:a="http://schemas.openxmlformats.org/drawingml/2006/main" noChangeAspect="1"/>
@@ -1090,7 +1281,7 @@
                     <pic:cNvPicPr/>
                   </pic:nvPicPr>
                   <pic:blipFill>
-                    <a:blip r:embed="rId11"/>
+                    <a:blip r:embed="rId13"/>
                     <a:stretch>
                       <a:fillRect/>
                     </a:stretch>
@@ -1098,7 +1289,7 @@
                   <pic:spPr>
                     <a:xfrm>
                       <a:off x="0" y="0"/>
-                      <a:ext cx="5638800" cy="5016500"/>
+                      <a:ext cx="6198840" cy="5514733"/>
                     </a:xfrm>
                     <a:prstGeom prst="rect">
                       <a:avLst/>
@@ -1114,6 +1305,7 @@
     <w:p>
       <w:pPr>
         <w:spacing w:line="480" w:lineRule="auto"/>
+        <w:ind w:firstLine="720"/>
         <w:rPr>
           <w:rFonts w:ascii="Times New Roman" w:hAnsi="Times New Roman" w:cs="Times New Roman"/>
         </w:rPr>
@@ -1135,6 +1327,7 @@
       <w:r>
         <w:rPr>
           <w:rFonts w:ascii="Times New Roman" w:hAnsi="Times New Roman" w:cs="Times New Roman"/>
+          <w:noProof/>
         </w:rPr>
         <w:lastRenderedPageBreak/>
         <w:drawing>
@@ -1153,7 +1346,7 @@
                     <pic:cNvPicPr/>
                   </pic:nvPicPr>
                   <pic:blipFill>
-                    <a:blip r:embed="rId12"/>
+                    <a:blip r:embed="rId14"/>
                     <a:stretch>
                       <a:fillRect/>
                     </a:stretch>
@@ -1179,37 +1372,41 @@
         <w:spacing w:line="480" w:lineRule="auto"/>
         <w:rPr>
           <w:rFonts w:ascii="Times New Roman" w:hAnsi="Times New Roman" w:cs="Times New Roman"/>
-          <w:sz w:val="28"/>
-          <w:szCs w:val="28"/>
-          <w:u w:val="single"/>
-        </w:rPr>
-      </w:pPr>
-      <w:r>
-        <w:rPr>
-          <w:rFonts w:ascii="Times New Roman" w:hAnsi="Times New Roman" w:cs="Times New Roman"/>
-          <w:sz w:val="28"/>
-          <w:szCs w:val="28"/>
-          <w:u w:val="single"/>
-        </w:rPr>
-        <w:t xml:space="preserve">Explore Data </w:t>
-      </w:r>
-      <w:r>
-        <w:rPr>
-          <w:rFonts w:ascii="Times New Roman" w:hAnsi="Times New Roman" w:cs="Times New Roman"/>
-          <w:sz w:val="28"/>
-          <w:szCs w:val="28"/>
-          <w:u w:val="single"/>
-        </w:rPr>
-        <w:t>(Title</w:t>
-      </w:r>
-      <w:r>
-        <w:rPr>
-          <w:rFonts w:ascii="Times New Roman" w:hAnsi="Times New Roman" w:cs="Times New Roman"/>
-          <w:sz w:val="28"/>
-          <w:szCs w:val="28"/>
-          <w:u w:val="single"/>
-        </w:rPr>
-        <w:t>)</w:t>
+        </w:rPr>
+      </w:pPr>
+    </w:p>
+    <w:p>
+      <w:pPr>
+        <w:spacing w:line="480" w:lineRule="auto"/>
+        <w:rPr>
+          <w:rFonts w:ascii="Times New Roman" w:hAnsi="Times New Roman" w:cs="Times New Roman"/>
+          <w:sz w:val="32"/>
+          <w:szCs w:val="32"/>
+        </w:rPr>
+      </w:pPr>
+      <w:r>
+        <w:rPr>
+          <w:rFonts w:ascii="Times New Roman" w:hAnsi="Times New Roman" w:cs="Times New Roman"/>
+          <w:sz w:val="32"/>
+          <w:szCs w:val="32"/>
+        </w:rPr>
+        <w:t>Data Exploration</w:t>
+      </w:r>
+      <w:r>
+        <w:rPr>
+          <w:rFonts w:ascii="Times New Roman" w:hAnsi="Times New Roman" w:cs="Times New Roman"/>
+          <w:sz w:val="32"/>
+          <w:szCs w:val="32"/>
+        </w:rPr>
+        <w:t xml:space="preserve"> – Processing </w:t>
+      </w:r>
+      <w:r>
+        <w:rPr>
+          <w:rFonts w:ascii="Times New Roman" w:hAnsi="Times New Roman" w:cs="Times New Roman"/>
+          <w:sz w:val="32"/>
+          <w:szCs w:val="32"/>
+        </w:rPr>
+        <w:t>Titles</w:t>
       </w:r>
     </w:p>
     <w:p>
@@ -1249,6 +1446,7 @@
       <w:r>
         <w:rPr>
           <w:rFonts w:ascii="Times New Roman" w:hAnsi="Times New Roman" w:cs="Times New Roman"/>
+          <w:noProof/>
         </w:rPr>
         <w:drawing>
           <wp:inline distT="0" distB="0" distL="0" distR="0" wp14:anchorId="4B973E2F" wp14:editId="28DCED1E">
@@ -1266,7 +1464,7 @@
                     <pic:cNvPicPr/>
                   </pic:nvPicPr>
                   <pic:blipFill>
-                    <a:blip r:embed="rId13"/>
+                    <a:blip r:embed="rId15"/>
                     <a:stretch>
                       <a:fillRect/>
                     </a:stretch>
@@ -1290,6 +1488,7 @@
     <w:p>
       <w:pPr>
         <w:spacing w:line="480" w:lineRule="auto"/>
+        <w:ind w:firstLine="720"/>
         <w:rPr>
           <w:rFonts w:ascii="Times New Roman" w:hAnsi="Times New Roman" w:cs="Times New Roman"/>
         </w:rPr>
@@ -1334,7 +1533,7 @@
                     <pic:cNvPicPr/>
                   </pic:nvPicPr>
                   <pic:blipFill>
-                    <a:blip r:embed="rId14" cstate="print">
+                    <a:blip r:embed="rId16" cstate="print">
                       <a:extLst>
                         <a:ext uri="{28A0092B-C50C-407E-A947-70E740481C1C}">
                           <a14:useLocalDpi xmlns:a14="http://schemas.microsoft.com/office/drawing/2010/main" val="0"/>
@@ -1364,57 +1563,16 @@
     <w:p>
       <w:pPr>
         <w:spacing w:line="480" w:lineRule="auto"/>
-        <w:rPr>
-          <w:rFonts w:ascii="Times New Roman" w:hAnsi="Times New Roman" w:cs="Times New Roman"/>
-        </w:rPr>
-      </w:pPr>
-      <w:r>
-        <w:rPr>
-          <w:rFonts w:ascii="Times New Roman" w:hAnsi="Times New Roman" w:cs="Times New Roman"/>
-        </w:rPr>
-        <w:t xml:space="preserve">Further driving </w:t>
-      </w:r>
-      <w:r>
-        <w:rPr>
-          <w:rFonts w:ascii="Times New Roman" w:hAnsi="Times New Roman" w:cs="Times New Roman"/>
-        </w:rPr>
-        <w:t>home,</w:t>
-      </w:r>
-      <w:r>
-        <w:rPr>
-          <w:rFonts w:ascii="Times New Roman" w:hAnsi="Times New Roman" w:cs="Times New Roman"/>
-        </w:rPr>
-        <w:t xml:space="preserve"> the usage of such polarizing language/writing, we created 2 more features for the number of </w:t>
-      </w:r>
-      <w:r>
-        <w:rPr>
-          <w:rFonts w:ascii="Times New Roman" w:hAnsi="Times New Roman" w:cs="Times New Roman"/>
-        </w:rPr>
-        <w:t>upper-case</w:t>
-      </w:r>
-      <w:r>
-        <w:rPr>
-          <w:rFonts w:ascii="Times New Roman" w:hAnsi="Times New Roman" w:cs="Times New Roman"/>
-        </w:rPr>
-        <w:t xml:space="preserve"> characters and the usage of </w:t>
-      </w:r>
-      <w:r>
-        <w:rPr>
-          <w:rFonts w:ascii="Times New Roman" w:hAnsi="Times New Roman" w:cs="Times New Roman"/>
-        </w:rPr>
-        <w:t>exclamation</w:t>
-      </w:r>
-      <w:r>
-        <w:rPr>
-          <w:rFonts w:ascii="Times New Roman" w:hAnsi="Times New Roman" w:cs="Times New Roman"/>
-        </w:rPr>
-        <w:t xml:space="preserve"> points</w:t>
-      </w:r>
-      <w:r>
-        <w:rPr>
-          <w:rFonts w:ascii="Times New Roman" w:hAnsi="Times New Roman" w:cs="Times New Roman"/>
-        </w:rPr>
-        <w:t>. Again, a stark contrast emerges.</w:t>
+        <w:ind w:firstLine="720"/>
+        <w:rPr>
+          <w:rFonts w:ascii="Times New Roman" w:hAnsi="Times New Roman" w:cs="Times New Roman"/>
+        </w:rPr>
+      </w:pPr>
+      <w:r>
+        <w:rPr>
+          <w:rFonts w:ascii="Times New Roman" w:hAnsi="Times New Roman" w:cs="Times New Roman"/>
+        </w:rPr>
+        <w:t>Further emphasizing the use of polarizing language and writing, we introduced two additional features: one for counting the number of uppercase characters and another for the usage of exclamation points. This time, a stark contrast emerges. On average, fake news articles tend to have more capital letters and exclamation marks. For instance, consider our earlier GovDeception tweet titled “BREAKING: First NFL Team Declares Bankruptcy Over Kneeling Thugs”. The title itself is formatted in an unusual manner, with each word capitalized, including a full caps “BREAKING”.</w:t>
       </w:r>
     </w:p>
     <w:p>
@@ -1428,6 +1586,7 @@
       <w:r>
         <w:rPr>
           <w:rFonts w:ascii="Times New Roman" w:hAnsi="Times New Roman" w:cs="Times New Roman"/>
+          <w:noProof/>
         </w:rPr>
         <w:lastRenderedPageBreak/>
         <w:drawing>
@@ -1446,7 +1605,7 @@
                     <pic:cNvPicPr/>
                   </pic:nvPicPr>
                   <pic:blipFill>
-                    <a:blip r:embed="rId15"/>
+                    <a:blip r:embed="rId17"/>
                     <a:stretch>
                       <a:fillRect/>
                     </a:stretch>
@@ -1470,75 +1629,30 @@
     <w:p>
       <w:pPr>
         <w:spacing w:line="480" w:lineRule="auto"/>
-        <w:jc w:val="center"/>
-        <w:rPr>
-          <w:rFonts w:ascii="Times New Roman" w:hAnsi="Times New Roman" w:cs="Times New Roman"/>
-          <w:sz w:val="32"/>
-          <w:szCs w:val="32"/>
-        </w:rPr>
-      </w:pPr>
-      <w:r>
-        <w:rPr>
-          <w:rFonts w:ascii="Times New Roman" w:hAnsi="Times New Roman" w:cs="Times New Roman"/>
-          <w:sz w:val="32"/>
-          <w:szCs w:val="32"/>
-        </w:rPr>
-        <w:t>Model Evaluation</w:t>
-      </w:r>
-    </w:p>
-    <w:p>
-      <w:pPr>
-        <w:spacing w:line="480" w:lineRule="auto"/>
-        <w:rPr>
-          <w:rFonts w:ascii="Times New Roman" w:hAnsi="Times New Roman" w:cs="Times New Roman"/>
-        </w:rPr>
-      </w:pPr>
-      <w:r>
-        <w:rPr>
-          <w:rFonts w:ascii="Times New Roman" w:hAnsi="Times New Roman" w:cs="Times New Roman"/>
-        </w:rPr>
-        <w:t xml:space="preserve">Model training and evaluation was straight forward. Fake and real data were combined into a single data frame with a “real” label. Fake data had a value of 0 and real data had a value of 1, setting the target for training. </w:t>
-      </w:r>
-    </w:p>
-    <w:p>
-      <w:pPr>
-        <w:spacing w:line="480" w:lineRule="auto"/>
-        <w:rPr>
-          <w:rFonts w:ascii="Times New Roman" w:hAnsi="Times New Roman" w:cs="Times New Roman"/>
-        </w:rPr>
-      </w:pPr>
-      <w:r>
-        <w:rPr>
-          <w:rFonts w:ascii="Times New Roman" w:hAnsi="Times New Roman" w:cs="Times New Roman"/>
-        </w:rPr>
-        <w:t xml:space="preserve">For features, we used the categorical features domain and suffix. Numerical features were Text Blob and VADER sentiment, number of capital letters, number of exclamations, number of words, and number of characters. Title itself was submitted as a Text time, using TfidVectorizer. I fitted a pipeline with a preprocessor that encoded the categorical features. </w:t>
-      </w:r>
-    </w:p>
-    <w:p>
-      <w:pPr>
-        <w:spacing w:line="480" w:lineRule="auto"/>
-        <w:rPr>
-          <w:rFonts w:ascii="Times New Roman" w:hAnsi="Times New Roman" w:cs="Times New Roman"/>
-        </w:rPr>
-      </w:pPr>
-      <w:r>
-        <w:rPr>
-          <w:rFonts w:ascii="Times New Roman" w:hAnsi="Times New Roman" w:cs="Times New Roman"/>
-        </w:rPr>
-        <w:t>Using xgboost, our gradient boost classification model ran with 5 folds and param grid, printing the most optimal parameters alongside feature importance. The small number of estimators (100-120) shows that the simple data structure (along with the relatively small</w:t>
-      </w:r>
-      <w:r>
-        <w:rPr>
-          <w:rFonts w:ascii="Times New Roman" w:hAnsi="Times New Roman" w:cs="Times New Roman"/>
-        </w:rPr>
-        <w:t xml:space="preserve"> sample size) was able to meet our goal of 75% accuracy for both real and fake news. Recall and F1 also maintained values above 75%, indicating that our model is succeeding in retaining high recall and precision. I was a bit surprised to see suffixes so high in the feature importance as the “common” was </w:t>
-      </w:r>
-      <w:r>
-        <w:rPr>
-          <w:rFonts w:ascii="Times New Roman" w:hAnsi="Times New Roman" w:cs="Times New Roman"/>
-        </w:rPr>
-        <w:lastRenderedPageBreak/>
-        <w:t>concerning. I look forward to loading real data into the model to see its results.</w:t>
+        <w:rPr>
+          <w:rFonts w:ascii="Times New Roman" w:hAnsi="Times New Roman" w:cs="Times New Roman"/>
+        </w:rPr>
+      </w:pPr>
+      <w:r>
+        <w:rPr>
+          <w:rFonts w:ascii="Times New Roman" w:hAnsi="Times New Roman" w:cs="Times New Roman"/>
+        </w:rPr>
+        <w:tab/>
+      </w:r>
+    </w:p>
+    <w:p>
+      <w:pPr>
+        <w:spacing w:line="480" w:lineRule="auto"/>
+        <w:ind w:firstLine="720"/>
+        <w:rPr>
+          <w:rFonts w:ascii="Times New Roman" w:hAnsi="Times New Roman" w:cs="Times New Roman"/>
+        </w:rPr>
+      </w:pPr>
+      <w:r>
+        <w:rPr>
+          <w:rFonts w:ascii="Times New Roman" w:hAnsi="Times New Roman" w:cs="Times New Roman"/>
+        </w:rPr>
+        <w:t>Returning to manual search, we can paste the articles in our web browser. Unsurprising, a considerable portion of the fake news lives on domains that no longer exist. In other cases, the domain still exists but lacks HTTPS protocol in the address, meaning that the fake news is hosted on an insecure webpage.</w:t>
       </w:r>
       <w:r>
         <w:rPr>
@@ -1546,10 +1660,10 @@
           <w:noProof/>
         </w:rPr>
         <w:drawing>
-          <wp:inline distT="0" distB="0" distL="0" distR="0" wp14:anchorId="7DD6F443" wp14:editId="185D4A00">
-            <wp:extent cx="5943600" cy="2635885"/>
-            <wp:effectExtent l="0" t="0" r="0" b="5715"/>
-            <wp:docPr id="1098862667" name="Picture 6" descr="A screenshot of a computer&#10;&#10;AI-generated content may be incorrect."/>
+          <wp:inline distT="0" distB="0" distL="0" distR="0" wp14:anchorId="2E9BAFA0" wp14:editId="756B5BA5">
+            <wp:extent cx="5943600" cy="3103245"/>
+            <wp:effectExtent l="0" t="0" r="0" b="0"/>
+            <wp:docPr id="278382155" name="Picture 3" descr="A screenshot of a computer&#10;&#10;AI-generated content may be incorrect."/>
             <wp:cNvGraphicFramePr>
               <a:graphicFrameLocks xmlns:a="http://schemas.openxmlformats.org/drawingml/2006/main" noChangeAspect="1"/>
             </wp:cNvGraphicFramePr>
@@ -1557,11 +1671,11 @@
               <a:graphicData uri="http://schemas.openxmlformats.org/drawingml/2006/picture">
                 <pic:pic xmlns:pic="http://schemas.openxmlformats.org/drawingml/2006/picture">
                   <pic:nvPicPr>
-                    <pic:cNvPr id="1098862667" name="Picture 6" descr="A screenshot of a computer&#10;&#10;AI-generated content may be incorrect."/>
+                    <pic:cNvPr id="278382155" name="Picture 3" descr="A screenshot of a computer&#10;&#10;AI-generated content may be incorrect."/>
                     <pic:cNvPicPr/>
                   </pic:nvPicPr>
                   <pic:blipFill>
-                    <a:blip r:embed="rId16" cstate="print">
+                    <a:blip r:embed="rId18" cstate="print">
                       <a:extLst>
                         <a:ext uri="{28A0092B-C50C-407E-A947-70E740481C1C}">
                           <a14:useLocalDpi xmlns:a14="http://schemas.microsoft.com/office/drawing/2010/main" val="0"/>
@@ -1575,7 +1689,7 @@
                   <pic:spPr>
                     <a:xfrm>
                       <a:off x="0" y="0"/>
-                      <a:ext cx="5943600" cy="2635885"/>
+                      <a:ext cx="5943600" cy="3103245"/>
                     </a:xfrm>
                     <a:prstGeom prst="rect">
                       <a:avLst/>
@@ -1591,10 +1705,188 @@
     <w:p>
       <w:pPr>
         <w:spacing w:line="480" w:lineRule="auto"/>
-        <w:rPr>
-          <w:rFonts w:ascii="Times New Roman" w:hAnsi="Times New Roman" w:cs="Times New Roman"/>
-        </w:rPr>
-      </w:pPr>
+        <w:ind w:firstLine="720"/>
+        <w:rPr>
+          <w:rFonts w:ascii="Times New Roman" w:hAnsi="Times New Roman" w:cs="Times New Roman"/>
+        </w:rPr>
+      </w:pPr>
+      <w:r>
+        <w:rPr>
+          <w:rFonts w:ascii="Times New Roman" w:hAnsi="Times New Roman" w:cs="Times New Roman"/>
+        </w:rPr>
+        <w:lastRenderedPageBreak/>
+        <w:t>Additionally, some accounts that we looked up have since been banned.</w:t>
+      </w:r>
+      <w:r>
+        <w:rPr>
+          <w:rFonts w:ascii="Times New Roman" w:hAnsi="Times New Roman" w:cs="Times New Roman"/>
+          <w:noProof/>
+        </w:rPr>
+        <w:drawing>
+          <wp:inline distT="0" distB="0" distL="0" distR="0" wp14:anchorId="3B27B45B" wp14:editId="75392F7E">
+            <wp:extent cx="5867400" cy="2197100"/>
+            <wp:effectExtent l="0" t="0" r="0" b="0"/>
+            <wp:docPr id="1842349688" name="Picture 4" descr="A screenshot of a computer&#10;&#10;AI-generated content may be incorrect."/>
+            <wp:cNvGraphicFramePr>
+              <a:graphicFrameLocks xmlns:a="http://schemas.openxmlformats.org/drawingml/2006/main" noChangeAspect="1"/>
+            </wp:cNvGraphicFramePr>
+            <a:graphic xmlns:a="http://schemas.openxmlformats.org/drawingml/2006/main">
+              <a:graphicData uri="http://schemas.openxmlformats.org/drawingml/2006/picture">
+                <pic:pic xmlns:pic="http://schemas.openxmlformats.org/drawingml/2006/picture">
+                  <pic:nvPicPr>
+                    <pic:cNvPr id="1842349688" name="Picture 4" descr="A screenshot of a computer&#10;&#10;AI-generated content may be incorrect."/>
+                    <pic:cNvPicPr/>
+                  </pic:nvPicPr>
+                  <pic:blipFill>
+                    <a:blip r:embed="rId19">
+                      <a:extLst>
+                        <a:ext uri="{28A0092B-C50C-407E-A947-70E740481C1C}">
+                          <a14:useLocalDpi xmlns:a14="http://schemas.microsoft.com/office/drawing/2010/main" val="0"/>
+                        </a:ext>
+                      </a:extLst>
+                    </a:blip>
+                    <a:stretch>
+                      <a:fillRect/>
+                    </a:stretch>
+                  </pic:blipFill>
+                  <pic:spPr>
+                    <a:xfrm>
+                      <a:off x="0" y="0"/>
+                      <a:ext cx="5867400" cy="2197100"/>
+                    </a:xfrm>
+                    <a:prstGeom prst="rect">
+                      <a:avLst/>
+                    </a:prstGeom>
+                  </pic:spPr>
+                </pic:pic>
+              </a:graphicData>
+            </a:graphic>
+          </wp:inline>
+        </w:drawing>
+      </w:r>
+    </w:p>
+    <w:p>
+      <w:pPr>
+        <w:spacing w:line="480" w:lineRule="auto"/>
+        <w:rPr>
+          <w:rFonts w:ascii="Times New Roman" w:hAnsi="Times New Roman" w:cs="Times New Roman"/>
+        </w:rPr>
+      </w:pPr>
+      <w:r>
+        <w:rPr>
+          <w:rFonts w:ascii="Times New Roman" w:hAnsi="Times New Roman" w:cs="Times New Roman"/>
+        </w:rPr>
+        <w:tab/>
+        <w:t xml:space="preserve">In summary, our </w:t>
+      </w:r>
+      <w:r>
+        <w:rPr>
+          <w:rFonts w:ascii="Times New Roman" w:hAnsi="Times New Roman" w:cs="Times New Roman"/>
+        </w:rPr>
+        <w:t>Exploratory Data Analysis used various tools and methods</w:t>
+      </w:r>
+      <w:r>
+        <w:rPr>
+          <w:rFonts w:ascii="Times New Roman" w:hAnsi="Times New Roman" w:cs="Times New Roman"/>
+        </w:rPr>
+        <w:t xml:space="preserve">. </w:t>
+      </w:r>
+      <w:r>
+        <w:rPr>
+          <w:rFonts w:ascii="Times New Roman" w:hAnsi="Times New Roman" w:cs="Times New Roman"/>
+        </w:rPr>
+        <w:t>For a handful of data points</w:t>
+      </w:r>
+      <w:r>
+        <w:rPr>
+          <w:rFonts w:ascii="Times New Roman" w:hAnsi="Times New Roman" w:cs="Times New Roman"/>
+        </w:rPr>
+        <w:t>, we manually investigated the</w:t>
+      </w:r>
+      <w:r>
+        <w:rPr>
+          <w:rFonts w:ascii="Times New Roman" w:hAnsi="Times New Roman" w:cs="Times New Roman"/>
+        </w:rPr>
+        <w:t xml:space="preserve"> data utilizing twitter’s API</w:t>
+      </w:r>
+      <w:r>
+        <w:rPr>
+          <w:rFonts w:ascii="Times New Roman" w:hAnsi="Times New Roman" w:cs="Times New Roman"/>
+        </w:rPr>
+        <w:t>. This was time consuming and not ideal for widespread use, but future work could automate deeper dives into article domains and those who share them. Tweet IDs were heavily skewed and standardizing them revealed the fake news is tweeted more than real news.</w:t>
+      </w:r>
+      <w:r>
+        <w:rPr>
+          <w:rFonts w:ascii="Times New Roman" w:hAnsi="Times New Roman" w:cs="Times New Roman"/>
+        </w:rPr>
+        <w:t xml:space="preserve"> Checking the kurtosis before and after standardization helped show the effects on the skewed data.</w:t>
+      </w:r>
+      <w:r>
+        <w:rPr>
+          <w:rFonts w:ascii="Times New Roman" w:hAnsi="Times New Roman" w:cs="Times New Roman"/>
+        </w:rPr>
+        <w:t xml:space="preserve"> </w:t>
+      </w:r>
+      <w:r>
+        <w:rPr>
+          <w:rFonts w:ascii="Times New Roman" w:hAnsi="Times New Roman" w:cs="Times New Roman"/>
+        </w:rPr>
+        <w:t>Domains were analyzed for the root domain and keywords using tldextract.</w:t>
+      </w:r>
+      <w:r>
+        <w:rPr>
+          <w:rFonts w:ascii="Times New Roman" w:hAnsi="Times New Roman" w:cs="Times New Roman"/>
+        </w:rPr>
+        <w:t xml:space="preserve"> Domains were categorized based on </w:t>
+      </w:r>
+      <w:r>
+        <w:rPr>
+          <w:rFonts w:ascii="Times New Roman" w:hAnsi="Times New Roman" w:cs="Times New Roman"/>
+        </w:rPr>
+        <w:t>whether</w:t>
+      </w:r>
+      <w:r>
+        <w:rPr>
+          <w:rFonts w:ascii="Times New Roman" w:hAnsi="Times New Roman" w:cs="Times New Roman"/>
+        </w:rPr>
+        <w:t xml:space="preserve"> they occurred in fake, real or both datasets.</w:t>
+      </w:r>
+      <w:r>
+        <w:rPr>
+          <w:rFonts w:ascii="Times New Roman" w:hAnsi="Times New Roman" w:cs="Times New Roman"/>
+        </w:rPr>
+        <w:t xml:space="preserve"> Utilizing pie charts, bar charts, and </w:t>
+      </w:r>
+      <w:r>
+        <w:rPr>
+          <w:rFonts w:ascii="Times New Roman" w:hAnsi="Times New Roman" w:cs="Times New Roman"/>
+        </w:rPr>
+        <w:t>word clouds</w:t>
+      </w:r>
+      <w:r>
+        <w:rPr>
+          <w:rFonts w:ascii="Times New Roman" w:hAnsi="Times New Roman" w:cs="Times New Roman"/>
+        </w:rPr>
+        <w:t xml:space="preserve">, we visualized the disparities and constitution of the data. </w:t>
+      </w:r>
+      <w:r>
+        <w:rPr>
+          <w:rFonts w:ascii="Times New Roman" w:hAnsi="Times New Roman" w:cs="Times New Roman"/>
+        </w:rPr>
+        <w:t>Text Blob</w:t>
+      </w:r>
+      <w:r>
+        <w:rPr>
+          <w:rFonts w:ascii="Times New Roman" w:hAnsi="Times New Roman" w:cs="Times New Roman"/>
+        </w:rPr>
+        <w:t xml:space="preserve"> and VADER were utilized for sentiment analysis along with t-testing, indicating that disparities within the data allowed us to reject the null hypothesis.</w:t>
+      </w:r>
+      <w:r>
+        <w:rPr>
+          <w:rFonts w:ascii="Times New Roman" w:hAnsi="Times New Roman" w:cs="Times New Roman"/>
+        </w:rPr>
+        <w:t xml:space="preserve"> These methods aided us in feature engineering, storytelling, and gave us a deeper understanding of the model.</w:t>
+      </w:r>
     </w:p>
     <w:p>
       <w:pPr>
@@ -1612,35 +1904,393 @@
           <w:sz w:val="32"/>
           <w:szCs w:val="32"/>
         </w:rPr>
+        <w:t>Results &amp; Findings Explained</w:t>
+      </w:r>
+    </w:p>
+    <w:p>
+      <w:pPr>
+        <w:spacing w:line="480" w:lineRule="auto"/>
+        <w:rPr>
+          <w:rFonts w:ascii="Times New Roman" w:hAnsi="Times New Roman" w:cs="Times New Roman"/>
+        </w:rPr>
+      </w:pPr>
+    </w:p>
+    <w:p>
+      <w:pPr>
+        <w:spacing w:line="480" w:lineRule="auto"/>
+        <w:rPr>
+          <w:rFonts w:ascii="Times New Roman" w:hAnsi="Times New Roman" w:cs="Times New Roman"/>
+          <w:sz w:val="32"/>
+          <w:szCs w:val="32"/>
+        </w:rPr>
+      </w:pPr>
+      <w:r>
+        <w:rPr>
+          <w:rFonts w:ascii="Times New Roman" w:hAnsi="Times New Roman" w:cs="Times New Roman"/>
+          <w:sz w:val="32"/>
+          <w:szCs w:val="32"/>
+        </w:rPr>
+        <w:lastRenderedPageBreak/>
+        <w:t>Model Evaluation</w:t>
+      </w:r>
+    </w:p>
+    <w:p>
+      <w:pPr>
+        <w:spacing w:line="480" w:lineRule="auto"/>
+        <w:ind w:firstLine="720"/>
+        <w:rPr>
+          <w:rFonts w:ascii="Times New Roman" w:hAnsi="Times New Roman" w:cs="Times New Roman"/>
+        </w:rPr>
+      </w:pPr>
+      <w:r>
+        <w:rPr>
+          <w:rFonts w:ascii="Times New Roman" w:hAnsi="Times New Roman" w:cs="Times New Roman"/>
+        </w:rPr>
+        <w:t xml:space="preserve">Model training and evaluation was straight forward. Fake and real data were combined into a single data frame with a “real” label. Fake data had a value of 0 and real data had a value of 1, setting the target for training. </w:t>
+      </w:r>
+    </w:p>
+    <w:p>
+      <w:pPr>
+        <w:spacing w:line="480" w:lineRule="auto"/>
+        <w:ind w:firstLine="720"/>
+        <w:rPr>
+          <w:rFonts w:ascii="Times New Roman" w:hAnsi="Times New Roman" w:cs="Times New Roman"/>
+        </w:rPr>
+      </w:pPr>
+      <w:r>
+        <w:rPr>
+          <w:rFonts w:ascii="Times New Roman" w:hAnsi="Times New Roman" w:cs="Times New Roman"/>
+        </w:rPr>
+        <w:t xml:space="preserve">For features, we used the categorical features domain and suffix. Numerical features were Text Blob and VADER sentiment, number of capital letters, number of exclamations, number of words, and number of characters. Title itself was submitted as a Text time, using TfidVectorizer. I fitted a pipeline with a preprocessor that encoded the categorical features. </w:t>
+      </w:r>
+    </w:p>
+    <w:p>
+      <w:pPr>
+        <w:spacing w:line="480" w:lineRule="auto"/>
+        <w:ind w:firstLine="720"/>
+        <w:rPr>
+          <w:rFonts w:ascii="Times New Roman" w:hAnsi="Times New Roman" w:cs="Times New Roman"/>
+        </w:rPr>
+      </w:pPr>
+      <w:r>
+        <w:rPr>
+          <w:rFonts w:ascii="Times New Roman" w:hAnsi="Times New Roman" w:cs="Times New Roman"/>
+        </w:rPr>
+        <w:t xml:space="preserve">Using </w:t>
+      </w:r>
+      <w:proofErr w:type="spellStart"/>
+      <w:r>
+        <w:rPr>
+          <w:rFonts w:ascii="Times New Roman" w:hAnsi="Times New Roman" w:cs="Times New Roman"/>
+        </w:rPr>
+        <w:t>XGBoost</w:t>
+      </w:r>
+      <w:proofErr w:type="spellEnd"/>
+      <w:r>
+        <w:rPr>
+          <w:rFonts w:ascii="Times New Roman" w:hAnsi="Times New Roman" w:cs="Times New Roman"/>
+        </w:rPr>
+        <w:t>, our gradient boost classification model ran with 5 folds and param grid, printing the most optimal parameters alongside feature importance. The small number of estimators (100-120) shows that the simple data structure (along with the relatively small</w:t>
+      </w:r>
+      <w:r>
+        <w:rPr>
+          <w:rFonts w:ascii="Times New Roman" w:hAnsi="Times New Roman" w:cs="Times New Roman"/>
+        </w:rPr>
+        <w:t xml:space="preserve"> sample size) was able to meet our goal of 75% accuracy for both real and fake news. Recall and F1 also maintained values above 75%, indicating that our model is succeeding in retaining high recall and precision. I was a bit surprised to see suffixes so high in the feature importance as the “common” was concerning.</w:t>
+      </w:r>
+    </w:p>
+    <w:p>
+      <w:pPr>
+        <w:spacing w:line="480" w:lineRule="auto"/>
+        <w:ind w:firstLine="720"/>
+        <w:rPr>
+          <w:rFonts w:ascii="Times New Roman" w:hAnsi="Times New Roman" w:cs="Times New Roman"/>
+        </w:rPr>
+      </w:pPr>
+      <w:r>
+        <w:rPr>
+          <w:rFonts w:ascii="Times New Roman" w:hAnsi="Times New Roman" w:cs="Times New Roman"/>
+        </w:rPr>
+        <w:t>For good measure, we compared XGBoost, Logistic Regression and Linear SVC.</w:t>
+      </w:r>
+      <w:r>
+        <w:rPr>
+          <w:rFonts w:ascii="Times New Roman" w:hAnsi="Times New Roman" w:cs="Times New Roman"/>
+        </w:rPr>
+        <w:t xml:space="preserve"> I chose to include these types based on a similar problem by Elsa Norman [3], although Elsa notes that pure accuracy was not the most important indicator because of the influence of quotations within fake news. Because I was processing titles and not full articles, I found the Linear SVC was appropriate when weighing different domains.</w:t>
+      </w:r>
+      <w:r>
+        <w:rPr>
+          <w:rFonts w:ascii="Times New Roman" w:hAnsi="Times New Roman" w:cs="Times New Roman"/>
+        </w:rPr>
+        <w:t xml:space="preserve"> While each surpassed our goal of 75% accuracy, Linear SVC was the clear winner with 93% accuracy in predicting both real and fake news. The </w:t>
+      </w:r>
+      <w:r>
+        <w:rPr>
+          <w:rFonts w:ascii="Times New Roman" w:hAnsi="Times New Roman" w:cs="Times New Roman"/>
+        </w:rPr>
+        <w:lastRenderedPageBreak/>
+        <w:t xml:space="preserve">feature importance of the SVC model shows domains as the primary feature that helped classify data. </w:t>
+      </w:r>
+    </w:p>
+    <w:p>
+      <w:pPr>
+        <w:spacing w:line="480" w:lineRule="auto"/>
+        <w:jc w:val="center"/>
+        <w:rPr>
+          <w:rFonts w:ascii="Times New Roman" w:hAnsi="Times New Roman" w:cs="Times New Roman"/>
+        </w:rPr>
+      </w:pPr>
+      <w:r>
+        <w:rPr>
+          <w:rFonts w:ascii="Times New Roman" w:hAnsi="Times New Roman" w:cs="Times New Roman"/>
+          <w:noProof/>
+        </w:rPr>
+        <w:drawing>
+          <wp:inline distT="0" distB="0" distL="0" distR="0" wp14:anchorId="2BE15CDE" wp14:editId="0213D7E4">
+            <wp:extent cx="3530600" cy="4178300"/>
+            <wp:effectExtent l="0" t="0" r="0" b="0"/>
+            <wp:docPr id="99060638" name="Picture 6" descr="A screenshot of a computer code&#10;&#10;AI-generated content may be incorrect."/>
+            <wp:cNvGraphicFramePr>
+              <a:graphicFrameLocks xmlns:a="http://schemas.openxmlformats.org/drawingml/2006/main" noChangeAspect="1"/>
+            </wp:cNvGraphicFramePr>
+            <a:graphic xmlns:a="http://schemas.openxmlformats.org/drawingml/2006/main">
+              <a:graphicData uri="http://schemas.openxmlformats.org/drawingml/2006/picture">
+                <pic:pic xmlns:pic="http://schemas.openxmlformats.org/drawingml/2006/picture">
+                  <pic:nvPicPr>
+                    <pic:cNvPr id="99060638" name="Picture 6" descr="A screenshot of a computer code&#10;&#10;AI-generated content may be incorrect."/>
+                    <pic:cNvPicPr/>
+                  </pic:nvPicPr>
+                  <pic:blipFill>
+                    <a:blip r:embed="rId20">
+                      <a:extLst>
+                        <a:ext uri="{28A0092B-C50C-407E-A947-70E740481C1C}">
+                          <a14:useLocalDpi xmlns:a14="http://schemas.microsoft.com/office/drawing/2010/main" val="0"/>
+                        </a:ext>
+                      </a:extLst>
+                    </a:blip>
+                    <a:stretch>
+                      <a:fillRect/>
+                    </a:stretch>
+                  </pic:blipFill>
+                  <pic:spPr>
+                    <a:xfrm>
+                      <a:off x="0" y="0"/>
+                      <a:ext cx="3530600" cy="4178300"/>
+                    </a:xfrm>
+                    <a:prstGeom prst="rect">
+                      <a:avLst/>
+                    </a:prstGeom>
+                  </pic:spPr>
+                </pic:pic>
+              </a:graphicData>
+            </a:graphic>
+          </wp:inline>
+        </w:drawing>
+      </w:r>
+    </w:p>
+    <w:p>
+      <w:pPr>
+        <w:spacing w:line="480" w:lineRule="auto"/>
+        <w:jc w:val="center"/>
+        <w:rPr>
+          <w:rFonts w:ascii="Times New Roman" w:hAnsi="Times New Roman" w:cs="Times New Roman"/>
+          <w:sz w:val="32"/>
+          <w:szCs w:val="32"/>
+        </w:rPr>
+      </w:pPr>
+      <w:r>
+        <w:rPr>
+          <w:rFonts w:ascii="Times New Roman" w:hAnsi="Times New Roman" w:cs="Times New Roman"/>
+          <w:sz w:val="36"/>
+          <w:szCs w:val="36"/>
+        </w:rPr>
+        <w:t>Conclusion</w:t>
+      </w:r>
+      <w:r>
+        <w:rPr>
+          <w:rFonts w:ascii="Times New Roman" w:hAnsi="Times New Roman" w:cs="Times New Roman"/>
+        </w:rPr>
+        <w:t xml:space="preserve"> </w:t>
+      </w:r>
+    </w:p>
+    <w:p>
+      <w:pPr>
+        <w:spacing w:line="480" w:lineRule="auto"/>
+        <w:ind w:firstLine="720"/>
+        <w:rPr>
+          <w:rFonts w:ascii="Times New Roman" w:hAnsi="Times New Roman" w:cs="Times New Roman"/>
+        </w:rPr>
+      </w:pPr>
+      <w:r>
+        <w:rPr>
+          <w:rFonts w:ascii="Times New Roman" w:hAnsi="Times New Roman" w:cs="Times New Roman"/>
+        </w:rPr>
+        <w:t>Our models achieved the intended goal. With a threshold of 75%, our models moved beyond the 50/50 guessing of binary classification. EDA and feature engineering turned out to the biggest driver of our</w:t>
+      </w:r>
+      <w:r>
+        <w:rPr>
+          <w:rFonts w:ascii="Times New Roman" w:hAnsi="Times New Roman" w:cs="Times New Roman"/>
+        </w:rPr>
+        <w:t xml:space="preserve"> high</w:t>
+      </w:r>
+      <w:r>
+        <w:rPr>
+          <w:rFonts w:ascii="Times New Roman" w:hAnsi="Times New Roman" w:cs="Times New Roman"/>
+        </w:rPr>
+        <w:t xml:space="preserve"> accuracy</w:t>
+      </w:r>
+      <w:r>
+        <w:rPr>
+          <w:rFonts w:ascii="Times New Roman" w:hAnsi="Times New Roman" w:cs="Times New Roman"/>
+        </w:rPr>
+        <w:t xml:space="preserve">. Extracting domains and then grouping them based on their respective datasets created the strongest indicator of fake news. Not only did this aid in model accuracy, but it provided the cornerstone of our storytelling: if you want to tackle fake news, you must flag the domains that spread fake news. </w:t>
+      </w:r>
+    </w:p>
+    <w:p>
+      <w:pPr>
+        <w:spacing w:line="480" w:lineRule="auto"/>
+        <w:ind w:firstLine="720"/>
+        <w:rPr>
+          <w:rFonts w:ascii="Times New Roman" w:hAnsi="Times New Roman" w:cs="Times New Roman"/>
+        </w:rPr>
+      </w:pPr>
+      <w:r>
+        <w:rPr>
+          <w:rFonts w:ascii="Times New Roman" w:hAnsi="Times New Roman" w:cs="Times New Roman"/>
+        </w:rPr>
+        <w:lastRenderedPageBreak/>
+        <w:t>My approach mirrored other academic studies. For example, a 2024 study by Frontiers in Big Data noted similar concerns of “rapid dissemination” as well as fake-to-real data comparisons</w:t>
+      </w:r>
+      <w:r>
+        <w:rPr>
+          <w:rFonts w:ascii="Times New Roman" w:hAnsi="Times New Roman" w:cs="Times New Roman"/>
+        </w:rPr>
+        <w:t xml:space="preserve"> [2]</w:t>
+      </w:r>
+      <w:r>
+        <w:rPr>
+          <w:rFonts w:ascii="Times New Roman" w:hAnsi="Times New Roman" w:cs="Times New Roman"/>
+        </w:rPr>
+        <w:t>. Word clouds visualized news article distributions and identified keywords.</w:t>
+      </w:r>
+      <w:r>
+        <w:rPr>
+          <w:rFonts w:ascii="Times New Roman" w:hAnsi="Times New Roman" w:cs="Times New Roman"/>
+        </w:rPr>
+        <w:t xml:space="preserve"> When compared to other studies, I noticed than many of the studies aimed to reduce fake information by prioritizing the content of the article as opposed to focusing on the domain. I was limited by the metadata in my training set, but I was fortunate that the articles themselves were not present. Articles can be thousands of words long, and the processing power for NLPs against this data can be immense. We can achieve a strong level of accuracy purely on the titles and domains. As fake news spreads, the solutions cannot be impractical, such as parsing entire articles that can be generated in minutes. A domain-based approach is more practical as it requires significantly less processing power without dropping accuracy.</w:t>
+      </w:r>
+    </w:p>
+    <w:p>
+      <w:pPr>
+        <w:spacing w:line="480" w:lineRule="auto"/>
+        <w:rPr>
+          <w:rFonts w:ascii="Times New Roman" w:hAnsi="Times New Roman" w:cs="Times New Roman"/>
+          <w:sz w:val="32"/>
+          <w:szCs w:val="32"/>
+        </w:rPr>
+      </w:pPr>
+      <w:r>
+        <w:rPr>
+          <w:rFonts w:ascii="Times New Roman" w:hAnsi="Times New Roman" w:cs="Times New Roman"/>
+          <w:sz w:val="32"/>
+          <w:szCs w:val="32"/>
+        </w:rPr>
         <w:t>Ethical Considerations</w:t>
       </w:r>
     </w:p>
     <w:p>
       <w:pPr>
         <w:spacing w:line="480" w:lineRule="auto"/>
-        <w:rPr>
-          <w:rFonts w:ascii="Times New Roman" w:hAnsi="Times New Roman" w:cs="Times New Roman"/>
-        </w:rPr>
-      </w:pPr>
-      <w:r>
-        <w:rPr>
-          <w:rFonts w:ascii="Times New Roman" w:hAnsi="Times New Roman" w:cs="Times New Roman"/>
-        </w:rPr>
-        <w:t xml:space="preserve">Once the model has shown promise in predicting fake news with high accuracy, a practical use would be to deploy it onto a major social media website such as X or Facebook, where it will detect and block fake news. There are some concerns about freedom of speech, as this model could inadvertently silence someone trying to share an </w:t>
-      </w:r>
-      <w:proofErr w:type="gramStart"/>
-      <w:r>
-        <w:rPr>
-          <w:rFonts w:ascii="Times New Roman" w:hAnsi="Times New Roman" w:cs="Times New Roman"/>
-        </w:rPr>
-        <w:t>article</w:t>
-      </w:r>
-      <w:proofErr w:type="gramEnd"/>
-      <w:r>
-        <w:rPr>
-          <w:rFonts w:ascii="Times New Roman" w:hAnsi="Times New Roman" w:cs="Times New Roman"/>
-        </w:rPr>
-        <w:t xml:space="preserve"> they found interesting that our model mistakenly views as fake news.</w:t>
+        <w:ind w:firstLine="720"/>
+        <w:rPr>
+          <w:rFonts w:ascii="Times New Roman" w:hAnsi="Times New Roman" w:cs="Times New Roman"/>
+        </w:rPr>
+      </w:pPr>
+      <w:r>
+        <w:rPr>
+          <w:rFonts w:ascii="Times New Roman" w:hAnsi="Times New Roman" w:cs="Times New Roman"/>
+        </w:rPr>
+        <w:t>T</w:t>
+      </w:r>
+      <w:r>
+        <w:rPr>
+          <w:rFonts w:ascii="Times New Roman" w:hAnsi="Times New Roman" w:cs="Times New Roman"/>
+        </w:rPr>
+        <w:t>he model has shown promise in predicting fake news with high accuracy</w:t>
+      </w:r>
+      <w:r>
+        <w:rPr>
+          <w:rFonts w:ascii="Times New Roman" w:hAnsi="Times New Roman" w:cs="Times New Roman"/>
+        </w:rPr>
+        <w:t>. A</w:t>
+      </w:r>
+      <w:r>
+        <w:rPr>
+          <w:rFonts w:ascii="Times New Roman" w:hAnsi="Times New Roman" w:cs="Times New Roman"/>
+        </w:rPr>
+        <w:t xml:space="preserve"> practical use would be to deploy it onto a major social media website such as X or Facebook, where it will detect and block fake news. </w:t>
+      </w:r>
+      <w:r>
+        <w:rPr>
+          <w:rFonts w:ascii="Times New Roman" w:hAnsi="Times New Roman" w:cs="Times New Roman"/>
+        </w:rPr>
+        <w:t>Nevertheless, there are various ethical concerns involving free speech, spam, robots, misinformation, and business structures.</w:t>
+      </w:r>
+    </w:p>
+    <w:p>
+      <w:pPr>
+        <w:spacing w:line="480" w:lineRule="auto"/>
+        <w:ind w:firstLine="720"/>
+        <w:rPr>
+          <w:rFonts w:ascii="Times New Roman" w:hAnsi="Times New Roman" w:cs="Times New Roman"/>
+        </w:rPr>
+      </w:pPr>
+      <w:r>
+        <w:rPr>
+          <w:rFonts w:ascii="Times New Roman" w:hAnsi="Times New Roman" w:cs="Times New Roman"/>
+        </w:rPr>
+        <w:t xml:space="preserve">Classifying information as misinformation usually results in the removal or banning of content. If </w:t>
+      </w:r>
+      <w:r>
+        <w:rPr>
+          <w:rFonts w:ascii="Times New Roman" w:hAnsi="Times New Roman" w:cs="Times New Roman"/>
+        </w:rPr>
+        <w:t xml:space="preserve">this happens to impact one political side or candidate more than another, a whole movement might feel they are being attacked. Freedom of speech is a cornerstone of democracy. Combating fake news by deploying models and blocking information must not be weaponized as an attempt to silence people or a movement but rather the unbiased identification of fake news. Individuals should be alerted on the inaccuracies of fake news rather than coldly silencing </w:t>
+      </w:r>
+      <w:r>
+        <w:rPr>
+          <w:rFonts w:ascii="Times New Roman" w:hAnsi="Times New Roman" w:cs="Times New Roman"/>
+        </w:rPr>
+        <w:lastRenderedPageBreak/>
+        <w:t xml:space="preserve">platforms. It must also be stated that with our model, we primarily targeted domains, not individuals sharing their ideas. </w:t>
+      </w:r>
+    </w:p>
+    <w:p>
+      <w:pPr>
+        <w:spacing w:line="480" w:lineRule="auto"/>
+        <w:ind w:firstLine="720"/>
+        <w:rPr>
+          <w:rFonts w:ascii="Times New Roman" w:hAnsi="Times New Roman" w:cs="Times New Roman"/>
+        </w:rPr>
+      </w:pPr>
+      <w:r>
+        <w:rPr>
+          <w:rFonts w:ascii="Times New Roman" w:hAnsi="Times New Roman" w:cs="Times New Roman"/>
+        </w:rPr>
+        <w:t xml:space="preserve">This model is more akin to spam detection. It combines various data points to make </w:t>
+      </w:r>
+      <w:r>
+        <w:rPr>
+          <w:rFonts w:ascii="Times New Roman" w:hAnsi="Times New Roman" w:cs="Times New Roman"/>
+        </w:rPr>
+        <w:t>a</w:t>
+      </w:r>
+      <w:r>
+        <w:rPr>
+          <w:rFonts w:ascii="Times New Roman" w:hAnsi="Times New Roman" w:cs="Times New Roman"/>
+        </w:rPr>
+        <w:t xml:space="preserve"> prediction about the validity of the article. While free speech is a tenant of freedom worth respecting and defending, I back reverse searched many of the fake news articles. The domains and the users sharing the fake news often led me to scam websites, often with unsafe</w:t>
       </w:r>
       <w:r>
         <w:rPr>
@@ -1648,38 +2298,6 @@
         </w:rPr>
         <w:t xml:space="preserve"> </w:t>
       </w:r>
-    </w:p>
-    <w:p>
-      <w:pPr>
-        <w:spacing w:line="480" w:lineRule="auto"/>
-        <w:rPr>
-          <w:rFonts w:ascii="Times New Roman" w:hAnsi="Times New Roman" w:cs="Times New Roman"/>
-        </w:rPr>
-      </w:pPr>
-      <w:r>
-        <w:rPr>
-          <w:rFonts w:ascii="Times New Roman" w:hAnsi="Times New Roman" w:cs="Times New Roman"/>
-        </w:rPr>
-        <w:t xml:space="preserve">This model is more akin to spam detection. It combines various data points to make </w:t>
-      </w:r>
-      <w:r>
-        <w:rPr>
-          <w:rFonts w:ascii="Times New Roman" w:hAnsi="Times New Roman" w:cs="Times New Roman"/>
-        </w:rPr>
-        <w:t>a</w:t>
-      </w:r>
-      <w:r>
-        <w:rPr>
-          <w:rFonts w:ascii="Times New Roman" w:hAnsi="Times New Roman" w:cs="Times New Roman"/>
-        </w:rPr>
-        <w:t xml:space="preserve"> prediction about the validity of the article. While free speech is a tenant of freedom worth respecting and defending, I back reverse searched many of the fake news articles. The domains and the users sharing the fake news often led me to scam websites, often with unsafe</w:t>
-      </w:r>
-      <w:r>
-        <w:rPr>
-          <w:rFonts w:ascii="Times New Roman" w:hAnsi="Times New Roman" w:cs="Times New Roman"/>
-        </w:rPr>
-        <w:t xml:space="preserve"> </w:t>
-      </w:r>
       <w:r>
         <w:rPr>
           <w:rFonts w:ascii="Times New Roman" w:hAnsi="Times New Roman" w:cs="Times New Roman"/>
@@ -1690,45 +2308,312 @@
         <w:rPr>
           <w:rFonts w:ascii="Times New Roman" w:hAnsi="Times New Roman" w:cs="Times New Roman"/>
         </w:rPr>
-        <w:t xml:space="preserve">traffic. The ethical concerns of free speech cannot be tarnished by the evil nature of fake news. These domains are set up to confuse, ensnare, cheat, lie, and polarize readers with lies. Mediums such </w:t>
-      </w:r>
+        <w:t>traffic. The ethical concerns of free speech cannot be tarnished by the evil nature of fake news. These domains are set up to confuse, ensnare, cheat, lie, and polarize readers with lies. Mediums such as YouTube, X, and Facebook must contend with the reality that their multi-trillion-dollar businesses has to treat this fake news as a harm to their users and platform. This likely means banning the bots reposting the fake news and muting the domains, even if it causes users who believe those domains to quit their platforms.</w:t>
+      </w:r>
+      <w:r>
+        <w:rPr>
+          <w:rFonts w:ascii="Times New Roman" w:hAnsi="Times New Roman" w:cs="Times New Roman"/>
+        </w:rPr>
+        <w:t xml:space="preserve"> If you tell users you are blocking speech, they will feel suspicious, but if they tell them you’re blocking spam, they will understand.</w:t>
+      </w:r>
+    </w:p>
+    <w:p>
+      <w:pPr>
+        <w:spacing w:line="480" w:lineRule="auto"/>
+        <w:ind w:firstLine="720"/>
+        <w:rPr>
+          <w:rFonts w:ascii="Times New Roman" w:hAnsi="Times New Roman" w:cs="Times New Roman"/>
+        </w:rPr>
+      </w:pPr>
+      <w:r>
+        <w:rPr>
+          <w:rFonts w:ascii="Times New Roman" w:hAnsi="Times New Roman" w:cs="Times New Roman"/>
+        </w:rPr>
+        <w:t xml:space="preserve">We must also consider the users who repost fake news. For many of these individuals, fake news has become an integral part of their identity. They have invested their time (and sometimes financial resources) in believing the falsehoods and bringing them back to the truth is not an effortless endeavor. Imagine reading fake news for a decade only to awaken and discover that your preferred fake news domain has been blocked on Facebook. You would likely experience anger, and that will be the reaction when this model is deployed. However, failing to implement these changes will result in an internet environment where individuals lose their sense of reality as they invest more of themselves into falsehoods. </w:t>
+      </w:r>
+    </w:p>
+    <w:p>
+      <w:pPr>
+        <w:spacing w:line="480" w:lineRule="auto"/>
+        <w:ind w:firstLine="720"/>
+        <w:rPr>
+          <w:rFonts w:ascii="Times New Roman" w:hAnsi="Times New Roman" w:cs="Times New Roman"/>
+        </w:rPr>
+      </w:pPr>
       <w:r>
         <w:rPr>
           <w:rFonts w:ascii="Times New Roman" w:hAnsi="Times New Roman" w:cs="Times New Roman"/>
         </w:rPr>
         <w:lastRenderedPageBreak/>
-        <w:t>as YouTube, X, and Facebook must contend with the reality that their multi-trillion-dollar businesses has to treat this fake news as a harm to their users and platform. This likely means banning the bots reposting the fake news and muting the domains, even if it causes users who believe those domains to quit their platforms.</w:t>
-      </w:r>
-    </w:p>
-    <w:p>
-      <w:pPr>
-        <w:spacing w:line="480" w:lineRule="auto"/>
-        <w:rPr>
-          <w:rFonts w:ascii="Times New Roman" w:hAnsi="Times New Roman" w:cs="Times New Roman"/>
-        </w:rPr>
-      </w:pPr>
-      <w:r>
-        <w:rPr>
-          <w:rFonts w:ascii="Times New Roman" w:hAnsi="Times New Roman" w:cs="Times New Roman"/>
-        </w:rPr>
-        <w:t xml:space="preserve">We must also be considerate of the users reposting fake news. For many of these people, fake news is an identity to their life. They’ve invested their time (and sometimes money) into believing the lies and bringing them back to the truth is not an easy task. Imagine reading fake news for 10 years only to wake up and discover that your favorite fake news domain has been blocked on Facebook. You would be furious, and that will be the reaction when this model goes live. But failing to implement these changes will result in an internet where people </w:t>
-      </w:r>
-      <w:r>
-        <w:rPr>
-          <w:rFonts w:ascii="Times New Roman" w:hAnsi="Times New Roman" w:cs="Times New Roman"/>
-        </w:rPr>
-        <w:t>lose their group on reality as they invest more of themselves into lies.</w:t>
-      </w:r>
-      <w:r>
-        <w:rPr>
-          <w:rFonts w:ascii="Times New Roman" w:hAnsi="Times New Roman" w:cs="Times New Roman"/>
-        </w:rPr>
-        <w:t xml:space="preserve"> </w:t>
-      </w:r>
+        <w:t xml:space="preserve">There is a reason these accounts exist, and data scientists must go beyond blindly classifying fake news. When we research the domains and backgrounds, we find the identifies of fake news peddlers. There </w:t>
+      </w:r>
+      <w:r>
+        <w:rPr>
+          <w:rFonts w:ascii="Times New Roman" w:hAnsi="Times New Roman" w:cs="Times New Roman"/>
+        </w:rPr>
+        <w:t>are</w:t>
+      </w:r>
+      <w:r>
+        <w:rPr>
+          <w:rFonts w:ascii="Times New Roman" w:hAnsi="Times New Roman" w:cs="Times New Roman"/>
+        </w:rPr>
+        <w:t xml:space="preserve"> financial incentives with ad traffic on behalf of the platforms and domains. Foreign states achieve their political and </w:t>
+      </w:r>
+      <w:r>
+        <w:rPr>
+          <w:rFonts w:ascii="Times New Roman" w:hAnsi="Times New Roman" w:cs="Times New Roman"/>
+        </w:rPr>
+        <w:t>influential</w:t>
+      </w:r>
+      <w:r>
+        <w:rPr>
+          <w:rFonts w:ascii="Times New Roman" w:hAnsi="Times New Roman" w:cs="Times New Roman"/>
+        </w:rPr>
+        <w:t xml:space="preserve"> goals by brainwashing users. For minimal resources, they can spin up fake news troll farms completed with troll accounts and fake domains. If you ban one, they’ll make another. Conspiracy </w:t>
+      </w:r>
+      <w:r>
+        <w:rPr>
+          <w:rFonts w:ascii="Times New Roman" w:hAnsi="Times New Roman" w:cs="Times New Roman"/>
+        </w:rPr>
+        <w:t>theorists</w:t>
+      </w:r>
+      <w:r>
+        <w:rPr>
+          <w:rFonts w:ascii="Times New Roman" w:hAnsi="Times New Roman" w:cs="Times New Roman"/>
+        </w:rPr>
+        <w:t xml:space="preserve">, </w:t>
+      </w:r>
+      <w:r>
+        <w:rPr>
+          <w:rFonts w:ascii="Times New Roman" w:hAnsi="Times New Roman" w:cs="Times New Roman"/>
+        </w:rPr>
+        <w:t>journalists</w:t>
+      </w:r>
+      <w:r>
+        <w:rPr>
+          <w:rFonts w:ascii="Times New Roman" w:hAnsi="Times New Roman" w:cs="Times New Roman"/>
+        </w:rPr>
+        <w:t>, and influencers enjoy the polarizing content as it engages their base with more eyeballs for more advertising dollars and influence. And unlike real news which requires research</w:t>
+      </w:r>
+      <w:r>
+        <w:rPr>
+          <w:rFonts w:ascii="Times New Roman" w:hAnsi="Times New Roman" w:cs="Times New Roman"/>
+        </w:rPr>
+        <w:t xml:space="preserve"> and real events, fake news can be </w:t>
+      </w:r>
+      <w:r>
+        <w:rPr>
+          <w:rFonts w:ascii="Times New Roman" w:hAnsi="Times New Roman" w:cs="Times New Roman"/>
+        </w:rPr>
+        <w:t>manufactured</w:t>
+      </w:r>
+      <w:r>
+        <w:rPr>
+          <w:rFonts w:ascii="Times New Roman" w:hAnsi="Times New Roman" w:cs="Times New Roman"/>
+        </w:rPr>
+        <w:t xml:space="preserve"> at the press of a button. Data scientists must consider that companies, foreign states, and thousands of internet personalities share a vested interest in keeping this fake news monster </w:t>
+      </w:r>
+      <w:r>
+        <w:rPr>
+          <w:rFonts w:ascii="Times New Roman" w:hAnsi="Times New Roman" w:cs="Times New Roman"/>
+        </w:rPr>
+        <w:t>alive and</w:t>
+      </w:r>
+      <w:r>
+        <w:rPr>
+          <w:rFonts w:ascii="Times New Roman" w:hAnsi="Times New Roman" w:cs="Times New Roman"/>
+        </w:rPr>
+        <w:t xml:space="preserve"> tackling it will result in instability that will be met with outcry. </w:t>
+      </w:r>
+    </w:p>
+    <w:p>
+      <w:pPr>
+        <w:spacing w:line="480" w:lineRule="auto"/>
+        <w:ind w:firstLine="720"/>
+        <w:rPr>
+          <w:rFonts w:ascii="Times New Roman" w:hAnsi="Times New Roman" w:cs="Times New Roman"/>
+        </w:rPr>
+      </w:pPr>
+    </w:p>
+    <w:p>
+      <w:pPr>
+        <w:spacing w:after="0" w:line="480" w:lineRule="auto"/>
+        <w:jc w:val="center"/>
+        <w:outlineLvl w:val="0"/>
+        <w:rPr>
+          <w:rFonts w:ascii="Times New Roman" w:eastAsia="Times New Roman" w:hAnsi="Times New Roman" w:cs="Times New Roman"/>
+          <w:b/>
+          <w:bCs/>
+          <w:kern w:val="36"/>
+          <w14:ligatures w14:val="none"/>
+        </w:rPr>
+      </w:pPr>
+      <w:r>
+        <w:rPr>
+          <w:rFonts w:ascii="Times New Roman" w:eastAsia="Times New Roman" w:hAnsi="Times New Roman" w:cs="Times New Roman"/>
+          <w:b/>
+          <w:bCs/>
+          <w:kern w:val="36"/>
+          <w14:ligatures w14:val="none"/>
+        </w:rPr>
+        <w:t>Reference</w:t>
+      </w:r>
+      <w:r>
+        <w:rPr>
+          <w:rFonts w:ascii="Times New Roman" w:eastAsia="Times New Roman" w:hAnsi="Times New Roman" w:cs="Times New Roman"/>
+          <w:b/>
+          <w:bCs/>
+          <w:kern w:val="36"/>
+          <w14:ligatures w14:val="none"/>
+        </w:rPr>
+        <w:t>s</w:t>
+      </w:r>
+      <w:r>
+        <w:rPr>
+          <w:rFonts w:ascii="Times New Roman" w:eastAsia="Times New Roman" w:hAnsi="Times New Roman" w:cs="Times New Roman"/>
+          <w:b/>
+          <w:bCs/>
+          <w:kern w:val="36"/>
+          <w14:ligatures w14:val="none"/>
+        </w:rPr>
+        <w:t>:</w:t>
+      </w:r>
+    </w:p>
+    <w:p>
+      <w:pPr>
+        <w:pStyle w:val="ListParagraph"/>
+        <w:numPr>
+          <w:ilvl w:val="0"/>
+          <w:numId w:val="4"/>
+        </w:numPr>
+        <w:spacing w:after="0" w:line="480" w:lineRule="auto"/>
+        <w:rPr>
+          <w:rFonts w:ascii="Times New Roman" w:eastAsia="Times New Roman" w:hAnsi="Times New Roman" w:cs="Times New Roman"/>
+          <w:kern w:val="0"/>
+          <w14:ligatures w14:val="none"/>
+        </w:rPr>
+      </w:pPr>
+      <w:r>
+        <w:rPr>
+          <w:rFonts w:ascii="Times New Roman" w:eastAsia="Times New Roman" w:hAnsi="Times New Roman" w:cs="Times New Roman"/>
+          <w:kern w:val="0"/>
+          <w14:ligatures w14:val="none"/>
+        </w:rPr>
+        <w:t xml:space="preserve">Golovin, Aleksei. “Fake News.” </w:t>
+      </w:r>
+      <w:r>
+        <w:rPr>
+          <w:rFonts w:ascii="Times New Roman" w:eastAsia="Times New Roman" w:hAnsi="Times New Roman" w:cs="Times New Roman"/>
+          <w:i/>
+          <w:iCs/>
+          <w:kern w:val="0"/>
+          <w14:ligatures w14:val="none"/>
+        </w:rPr>
+        <w:t>Www.kaggle.com</w:t>
+      </w:r>
+      <w:r>
+        <w:rPr>
+          <w:rFonts w:ascii="Times New Roman" w:eastAsia="Times New Roman" w:hAnsi="Times New Roman" w:cs="Times New Roman"/>
+          <w:kern w:val="0"/>
+          <w14:ligatures w14:val="none"/>
+        </w:rPr>
+        <w:t>, 2021, www.kaggle.com/datasets/algord/fake-news.</w:t>
+      </w:r>
+    </w:p>
+    <w:p>
+      <w:pPr>
+        <w:pStyle w:val="ListParagraph"/>
+        <w:numPr>
+          <w:ilvl w:val="0"/>
+          <w:numId w:val="4"/>
+        </w:numPr>
+        <w:spacing w:after="0" w:line="480" w:lineRule="auto"/>
+        <w:rPr>
+          <w:rFonts w:ascii="Times New Roman" w:eastAsia="Times New Roman" w:hAnsi="Times New Roman" w:cs="Times New Roman"/>
+          <w:kern w:val="0"/>
+          <w14:ligatures w14:val="none"/>
+        </w:rPr>
+      </w:pPr>
+      <w:r>
+        <w:rPr>
+          <w:rFonts w:ascii="Times New Roman" w:eastAsia="Times New Roman" w:hAnsi="Times New Roman" w:cs="Times New Roman"/>
+          <w:kern w:val="0"/>
+          <w14:ligatures w14:val="none"/>
+        </w:rPr>
+        <w:t xml:space="preserve">Halyna Padalko, et al. “A Novel Approach to Fake News Classification Using LSTM-Based Deep Learning Models.” </w:t>
+      </w:r>
+      <w:r>
+        <w:rPr>
+          <w:rFonts w:ascii="Times New Roman" w:eastAsia="Times New Roman" w:hAnsi="Times New Roman" w:cs="Times New Roman"/>
+          <w:i/>
+          <w:iCs/>
+          <w:kern w:val="0"/>
+          <w14:ligatures w14:val="none"/>
+        </w:rPr>
+        <w:t>Frontiers in Big Data</w:t>
+      </w:r>
+      <w:r>
+        <w:rPr>
+          <w:rFonts w:ascii="Times New Roman" w:eastAsia="Times New Roman" w:hAnsi="Times New Roman" w:cs="Times New Roman"/>
+          <w:kern w:val="0"/>
+          <w14:ligatures w14:val="none"/>
+        </w:rPr>
+        <w:t>, vol. 6, no. 1320800, 8 Jan. 2024, https://doi.org/10.3389/fdata.2023.1320800.</w:t>
+      </w:r>
+    </w:p>
+    <w:p>
+      <w:pPr>
+        <w:pStyle w:val="ListParagraph"/>
+        <w:numPr>
+          <w:ilvl w:val="0"/>
+          <w:numId w:val="4"/>
+        </w:numPr>
+        <w:spacing w:after="0" w:line="480" w:lineRule="auto"/>
+        <w:rPr>
+          <w:rFonts w:ascii="Times New Roman" w:eastAsia="Times New Roman" w:hAnsi="Times New Roman" w:cs="Times New Roman"/>
+          <w:kern w:val="0"/>
+          <w14:ligatures w14:val="none"/>
+        </w:rPr>
+      </w:pPr>
+      <w:r>
+        <w:rPr>
+          <w:rFonts w:ascii="Times New Roman" w:eastAsia="Times New Roman" w:hAnsi="Times New Roman" w:cs="Times New Roman"/>
+          <w:kern w:val="0"/>
+          <w14:ligatures w14:val="none"/>
+        </w:rPr>
+        <w:t xml:space="preserve">Norman, Elsa. “Detecting Fake News Using Machine Learning.” </w:t>
+      </w:r>
+      <w:r>
+        <w:rPr>
+          <w:rFonts w:ascii="Times New Roman" w:eastAsia="Times New Roman" w:hAnsi="Times New Roman" w:cs="Times New Roman"/>
+          <w:i/>
+          <w:iCs/>
+          <w:kern w:val="0"/>
+          <w14:ligatures w14:val="none"/>
+        </w:rPr>
+        <w:t>Journal of Student Research</w:t>
+      </w:r>
+      <w:r>
+        <w:rPr>
+          <w:rFonts w:ascii="Times New Roman" w:eastAsia="Times New Roman" w:hAnsi="Times New Roman" w:cs="Times New Roman"/>
+          <w:kern w:val="0"/>
+          <w14:ligatures w14:val="none"/>
+        </w:rPr>
+        <w:t>, vol. 12, no. 1, 28 Feb. 2023, https://doi.org/10.47611/jsrhs.v12i1.3940. Accessed 5 May 2023.</w:t>
+      </w:r>
+    </w:p>
+    <w:p>
+      <w:pPr>
+        <w:spacing w:line="480" w:lineRule="auto"/>
+        <w:ind w:firstLine="720"/>
+        <w:rPr>
+          <w:rFonts w:ascii="Times New Roman" w:hAnsi="Times New Roman" w:cs="Times New Roman"/>
+        </w:rPr>
+      </w:pPr>
     </w:p>
     <w:sectPr>
-      <w:headerReference w:type="even" r:id="rId17"/>
-      <w:headerReference w:type="default" r:id="rId18"/>
+      <w:headerReference w:type="even" r:id="rId21"/>
+      <w:headerReference w:type="default" r:id="rId22"/>
       <w:pgSz w:w="12240" w:h="15840"/>
       <w:pgMar w:top="1440" w:right="1440" w:bottom="1440" w:left="1440" w:header="720" w:footer="720" w:gutter="0"/>
       <w:cols w:space="720"/>
@@ -2011,16 +2896,16 @@
     </w:lvl>
   </w:abstractNum>
   <w:abstractNum w:abstractNumId="1" w15:restartNumberingAfterBreak="0">
-    <w:nsid w:val="3D1626CD"/>
+    <w:nsid w:val="35D6187B"/>
     <w:multiLevelType w:val="hybridMultilevel"/>
-    <w:tmpl w:val="B2420ACE"/>
-    <w:lvl w:ilvl="0" w:tplc="4C8C28E8">
+    <w:tmpl w:val="74D463E6"/>
+    <w:lvl w:ilvl="0" w:tplc="0409000F">
       <w:start w:val="1"/>
-      <w:numFmt w:val="upperRoman"/>
+      <w:numFmt w:val="decimal"/>
       <w:lvlText w:val="%1."/>
       <w:lvlJc w:val="left"/>
       <w:pPr>
-        <w:ind w:left="1080" w:hanging="720"/>
+        <w:ind w:left="720" w:hanging="360"/>
       </w:pPr>
       <w:rPr>
         <w:rFonts w:hint="default"/>
@@ -2100,6 +2985,95 @@
     </w:lvl>
   </w:abstractNum>
   <w:abstractNum w:abstractNumId="2" w15:restartNumberingAfterBreak="0">
+    <w:nsid w:val="3D1626CD"/>
+    <w:multiLevelType w:val="hybridMultilevel"/>
+    <w:tmpl w:val="B2420ACE"/>
+    <w:lvl w:ilvl="0" w:tplc="4C8C28E8">
+      <w:start w:val="1"/>
+      <w:numFmt w:val="upperRoman"/>
+      <w:lvlText w:val="%1."/>
+      <w:lvlJc w:val="left"/>
+      <w:pPr>
+        <w:ind w:left="1080" w:hanging="720"/>
+      </w:pPr>
+      <w:rPr>
+        <w:rFonts w:hint="default"/>
+      </w:rPr>
+    </w:lvl>
+    <w:lvl w:ilvl="1" w:tplc="04090019" w:tentative="1">
+      <w:start w:val="1"/>
+      <w:numFmt w:val="lowerLetter"/>
+      <w:lvlText w:val="%2."/>
+      <w:lvlJc w:val="left"/>
+      <w:pPr>
+        <w:ind w:left="1440" w:hanging="360"/>
+      </w:pPr>
+    </w:lvl>
+    <w:lvl w:ilvl="2" w:tplc="0409001B" w:tentative="1">
+      <w:start w:val="1"/>
+      <w:numFmt w:val="lowerRoman"/>
+      <w:lvlText w:val="%3."/>
+      <w:lvlJc w:val="right"/>
+      <w:pPr>
+        <w:ind w:left="2160" w:hanging="180"/>
+      </w:pPr>
+    </w:lvl>
+    <w:lvl w:ilvl="3" w:tplc="0409000F" w:tentative="1">
+      <w:start w:val="1"/>
+      <w:numFmt w:val="decimal"/>
+      <w:lvlText w:val="%4."/>
+      <w:lvlJc w:val="left"/>
+      <w:pPr>
+        <w:ind w:left="2880" w:hanging="360"/>
+      </w:pPr>
+    </w:lvl>
+    <w:lvl w:ilvl="4" w:tplc="04090019" w:tentative="1">
+      <w:start w:val="1"/>
+      <w:numFmt w:val="lowerLetter"/>
+      <w:lvlText w:val="%5."/>
+      <w:lvlJc w:val="left"/>
+      <w:pPr>
+        <w:ind w:left="3600" w:hanging="360"/>
+      </w:pPr>
+    </w:lvl>
+    <w:lvl w:ilvl="5" w:tplc="0409001B" w:tentative="1">
+      <w:start w:val="1"/>
+      <w:numFmt w:val="lowerRoman"/>
+      <w:lvlText w:val="%6."/>
+      <w:lvlJc w:val="right"/>
+      <w:pPr>
+        <w:ind w:left="4320" w:hanging="180"/>
+      </w:pPr>
+    </w:lvl>
+    <w:lvl w:ilvl="6" w:tplc="0409000F" w:tentative="1">
+      <w:start w:val="1"/>
+      <w:numFmt w:val="decimal"/>
+      <w:lvlText w:val="%7."/>
+      <w:lvlJc w:val="left"/>
+      <w:pPr>
+        <w:ind w:left="5040" w:hanging="360"/>
+      </w:pPr>
+    </w:lvl>
+    <w:lvl w:ilvl="7" w:tplc="04090019" w:tentative="1">
+      <w:start w:val="1"/>
+      <w:numFmt w:val="lowerLetter"/>
+      <w:lvlText w:val="%8."/>
+      <w:lvlJc w:val="left"/>
+      <w:pPr>
+        <w:ind w:left="5760" w:hanging="360"/>
+      </w:pPr>
+    </w:lvl>
+    <w:lvl w:ilvl="8" w:tplc="0409001B" w:tentative="1">
+      <w:start w:val="1"/>
+      <w:numFmt w:val="lowerRoman"/>
+      <w:lvlText w:val="%9."/>
+      <w:lvlJc w:val="right"/>
+      <w:pPr>
+        <w:ind w:left="6480" w:hanging="180"/>
+      </w:pPr>
+    </w:lvl>
+  </w:abstractNum>
+  <w:abstractNum w:abstractNumId="3" w15:restartNumberingAfterBreak="0">
     <w:nsid w:val="52DB5EB0"/>
     <w:multiLevelType w:val="hybridMultilevel"/>
     <w:tmpl w:val="F7B6A688"/>
@@ -2213,13 +3187,16 @@
     </w:lvl>
   </w:abstractNum>
   <w:num w:numId="1" w16cid:durableId="1146434377">
-    <w:abstractNumId w:val="1"/>
+    <w:abstractNumId w:val="2"/>
   </w:num>
   <w:num w:numId="2" w16cid:durableId="747465261">
-    <w:abstractNumId w:val="2"/>
+    <w:abstractNumId w:val="3"/>
   </w:num>
   <w:num w:numId="3" w16cid:durableId="1391727184">
     <w:abstractNumId w:val="0"/>
+  </w:num>
+  <w:num w:numId="4" w16cid:durableId="1560088771">
+    <w:abstractNumId w:val="1"/>
   </w:num>
 </w:numbering>
 </file>
@@ -3193,6 +4170,45 @@
     <w:unhideWhenUsed/>
     <w:rsid w:val="0023796E"/>
   </w:style>
+  <w:style w:type="character" w:styleId="Hyperlink">
+    <w:name w:val="Hyperlink"/>
+    <w:basedOn w:val="DefaultParagraphFont"/>
+    <w:uiPriority w:val="99"/>
+    <w:unhideWhenUsed/>
+    <w:rsid w:val="00202851"/>
+    <w:rPr>
+      <w:color w:val="467886" w:themeColor="hyperlink"/>
+      <w:u w:val="single"/>
+    </w:rPr>
+  </w:style>
+  <w:style w:type="character" w:styleId="UnresolvedMention">
+    <w:name w:val="Unresolved Mention"/>
+    <w:basedOn w:val="DefaultParagraphFont"/>
+    <w:uiPriority w:val="99"/>
+    <w:semiHidden/>
+    <w:unhideWhenUsed/>
+    <w:rsid w:val="00202851"/>
+    <w:rPr>
+      <w:color w:val="605E5C"/>
+      <w:shd w:val="clear" w:color="auto" w:fill="E1DFDD"/>
+    </w:rPr>
+  </w:style>
+  <w:style w:type="paragraph" w:styleId="NormalWeb">
+    <w:name w:val="Normal (Web)"/>
+    <w:basedOn w:val="Normal"/>
+    <w:uiPriority w:val="99"/>
+    <w:semiHidden/>
+    <w:unhideWhenUsed/>
+    <w:rsid w:val="00002CEF"/>
+    <w:pPr>
+      <w:spacing w:before="100" w:beforeAutospacing="1" w:after="100" w:afterAutospacing="1" w:line="240" w:lineRule="auto"/>
+    </w:pPr>
+    <w:rPr>
+      <w:rFonts w:ascii="Times New Roman" w:eastAsia="Times New Roman" w:hAnsi="Times New Roman" w:cs="Times New Roman"/>
+      <w:kern w:val="0"/>
+      <w14:ligatures w14:val="none"/>
+    </w:rPr>
+  </w:style>
 </w:styles>
 </file>
 
